--- a/attached_assets/CS.docx
+++ b/attached_assets/CS.docx
@@ -16,12 +16,199 @@
           <w:bCs/>
           <w:lang w:val="en-IN"/>
         </w:rPr>
-        <w:t>COMPUTER SCIENCE &amp; ENGINEERING</w:t>
+        <w:t>COMPUTER SCIENCE</w:t>
+      </w:r>
+    </w:p>
+    <w:p>
+      <w:pPr>
+        <w:rPr>
+          <w:lang w:val="en-IN"/>
+        </w:rPr>
+      </w:pPr>
+      <w:r>
+        <w:rPr>
+          <w:lang w:val="en-IN"/>
+        </w:rPr>
+        <w:t>Adequate numbers of classrooms are available for conducting classes. Classrooms are spacious enough to accommodate students and are well furnished and ensure proper circulation of fresh air a</w:t>
+      </w:r>
+      <w:r>
+        <w:rPr>
+          <w:lang w:val="en-IN"/>
+        </w:rPr>
+        <w:br/>
+        <w:t>Classrooms are kept clean and hygienic.</w:t>
+      </w:r>
+    </w:p>
+    <w:p>
+      <w:r>
+        <w:rPr>
+          <w:noProof/>
+        </w:rPr>
+        <w:drawing>
+          <wp:inline distT="0" distB="0" distL="0" distR="0" wp14:anchorId="308712C3" wp14:editId="07A646D7">
+            <wp:extent cx="5943600" cy="3961130"/>
+            <wp:effectExtent l="0" t="0" r="0" b="0"/>
+            <wp:docPr id="1307028288" name="Picture 1"/>
+            <wp:cNvGraphicFramePr>
+              <a:graphicFrameLocks xmlns:a="http://schemas.openxmlformats.org/drawingml/2006/main" noChangeAspect="1"/>
+            </wp:cNvGraphicFramePr>
+            <a:graphic xmlns:a="http://schemas.openxmlformats.org/drawingml/2006/main">
+              <a:graphicData uri="http://schemas.openxmlformats.org/drawingml/2006/picture">
+                <pic:pic xmlns:pic="http://schemas.openxmlformats.org/drawingml/2006/picture">
+                  <pic:nvPicPr>
+                    <pic:cNvPr id="0" name="Picture 1"/>
+                    <pic:cNvPicPr>
+                      <a:picLocks noChangeAspect="1" noChangeArrowheads="1"/>
+                    </pic:cNvPicPr>
+                  </pic:nvPicPr>
+                  <pic:blipFill>
+                    <a:blip r:embed="rId5" cstate="print">
+                      <a:extLst>
+                        <a:ext uri="{28A0092B-C50C-407E-A947-70E740481C1C}">
+                          <a14:useLocalDpi xmlns:a14="http://schemas.microsoft.com/office/drawing/2010/main" val="0"/>
+                        </a:ext>
+                      </a:extLst>
+                    </a:blip>
+                    <a:srcRect/>
+                    <a:stretch>
+                      <a:fillRect/>
+                    </a:stretch>
+                  </pic:blipFill>
+                  <pic:spPr bwMode="auto">
+                    <a:xfrm>
+                      <a:off x="0" y="0"/>
+                      <a:ext cx="5943600" cy="3961130"/>
+                    </a:xfrm>
+                    <a:prstGeom prst="rect">
+                      <a:avLst/>
+                    </a:prstGeom>
+                    <a:noFill/>
+                    <a:ln>
+                      <a:noFill/>
+                    </a:ln>
+                  </pic:spPr>
+                </pic:pic>
+              </a:graphicData>
+            </a:graphic>
+          </wp:inline>
+        </w:drawing>
+      </w:r>
+    </w:p>
+    <w:p>
+      <w:r>
+        <w:rPr>
+          <w:noProof/>
+        </w:rPr>
+        <w:lastRenderedPageBreak/>
+        <w:drawing>
+          <wp:inline distT="0" distB="0" distL="0" distR="0" wp14:anchorId="0FC4A133" wp14:editId="1EAA55B2">
+            <wp:extent cx="5943600" cy="3961130"/>
+            <wp:effectExtent l="0" t="0" r="0" b="0"/>
+            <wp:docPr id="1310079850" name="Picture 2" descr="A group of people in a room&#10;&#10;Description automatically generated"/>
+            <wp:cNvGraphicFramePr>
+              <a:graphicFrameLocks xmlns:a="http://schemas.openxmlformats.org/drawingml/2006/main" noChangeAspect="1"/>
+            </wp:cNvGraphicFramePr>
+            <a:graphic xmlns:a="http://schemas.openxmlformats.org/drawingml/2006/main">
+              <a:graphicData uri="http://schemas.openxmlformats.org/drawingml/2006/picture">
+                <pic:pic xmlns:pic="http://schemas.openxmlformats.org/drawingml/2006/picture">
+                  <pic:nvPicPr>
+                    <pic:cNvPr id="1310079850" name="Picture 2" descr="A group of people in a room&#10;&#10;Description automatically generated"/>
+                    <pic:cNvPicPr>
+                      <a:picLocks noChangeAspect="1" noChangeArrowheads="1"/>
+                    </pic:cNvPicPr>
+                  </pic:nvPicPr>
+                  <pic:blipFill>
+                    <a:blip r:embed="rId6" cstate="print">
+                      <a:extLst>
+                        <a:ext uri="{28A0092B-C50C-407E-A947-70E740481C1C}">
+                          <a14:useLocalDpi xmlns:a14="http://schemas.microsoft.com/office/drawing/2010/main" val="0"/>
+                        </a:ext>
+                      </a:extLst>
+                    </a:blip>
+                    <a:srcRect/>
+                    <a:stretch>
+                      <a:fillRect/>
+                    </a:stretch>
+                  </pic:blipFill>
+                  <pic:spPr bwMode="auto">
+                    <a:xfrm>
+                      <a:off x="0" y="0"/>
+                      <a:ext cx="5943600" cy="3961130"/>
+                    </a:xfrm>
+                    <a:prstGeom prst="rect">
+                      <a:avLst/>
+                    </a:prstGeom>
+                    <a:noFill/>
+                    <a:ln>
+                      <a:noFill/>
+                    </a:ln>
+                  </pic:spPr>
+                </pic:pic>
+              </a:graphicData>
+            </a:graphic>
+          </wp:inline>
+        </w:drawing>
+      </w:r>
+    </w:p>
+    <w:p>
+      <w:r>
+        <w:rPr>
+          <w:noProof/>
+        </w:rPr>
+        <w:drawing>
+          <wp:inline distT="0" distB="0" distL="0" distR="0" wp14:anchorId="7830B1E4" wp14:editId="260F4363">
+            <wp:extent cx="5943600" cy="3962400"/>
+            <wp:effectExtent l="0" t="0" r="0" b="0"/>
+            <wp:docPr id="421237220" name="Picture 3" descr="A group of students in a classroom&#10;&#10;Description automatically generated"/>
+            <wp:cNvGraphicFramePr>
+              <a:graphicFrameLocks xmlns:a="http://schemas.openxmlformats.org/drawingml/2006/main" noChangeAspect="1"/>
+            </wp:cNvGraphicFramePr>
+            <a:graphic xmlns:a="http://schemas.openxmlformats.org/drawingml/2006/main">
+              <a:graphicData uri="http://schemas.openxmlformats.org/drawingml/2006/picture">
+                <pic:pic xmlns:pic="http://schemas.openxmlformats.org/drawingml/2006/picture">
+                  <pic:nvPicPr>
+                    <pic:cNvPr id="421237220" name="Picture 3" descr="A group of students in a classroom&#10;&#10;Description automatically generated"/>
+                    <pic:cNvPicPr>
+                      <a:picLocks noChangeAspect="1" noChangeArrowheads="1"/>
+                    </pic:cNvPicPr>
+                  </pic:nvPicPr>
+                  <pic:blipFill>
+                    <a:blip r:embed="rId7">
+                      <a:extLst>
+                        <a:ext uri="{28A0092B-C50C-407E-A947-70E740481C1C}">
+                          <a14:useLocalDpi xmlns:a14="http://schemas.microsoft.com/office/drawing/2010/main" val="0"/>
+                        </a:ext>
+                      </a:extLst>
+                    </a:blip>
+                    <a:srcRect/>
+                    <a:stretch>
+                      <a:fillRect/>
+                    </a:stretch>
+                  </pic:blipFill>
+                  <pic:spPr bwMode="auto">
+                    <a:xfrm>
+                      <a:off x="0" y="0"/>
+                      <a:ext cx="5943600" cy="3962400"/>
+                    </a:xfrm>
+                    <a:prstGeom prst="rect">
+                      <a:avLst/>
+                    </a:prstGeom>
+                    <a:noFill/>
+                    <a:ln>
+                      <a:noFill/>
+                    </a:ln>
+                  </pic:spPr>
+                </pic:pic>
+              </a:graphicData>
+            </a:graphic>
+          </wp:inline>
+        </w:drawing>
       </w:r>
     </w:p>
     <w:tbl>
       <w:tblPr>
         <w:tblW w:w="5000" w:type="pct"/>
+        <w:shd w:val="clear" w:color="auto" w:fill="FFFFFF"/>
         <w:tblCellMar>
           <w:left w:w="0" w:type="dxa"/>
           <w:right w:w="0" w:type="dxa"/>
@@ -29,30 +216,27 @@
         <w:tblLook w:val="04A0" w:firstRow="1" w:lastRow="0" w:firstColumn="1" w:lastColumn="0" w:noHBand="0" w:noVBand="1"/>
       </w:tblPr>
       <w:tblGrid>
-        <w:gridCol w:w="594"/>
-        <w:gridCol w:w="3794"/>
-        <w:gridCol w:w="1362"/>
-        <w:gridCol w:w="1553"/>
-        <w:gridCol w:w="2357"/>
+        <w:gridCol w:w="2045"/>
+        <w:gridCol w:w="1269"/>
+        <w:gridCol w:w="2532"/>
+        <w:gridCol w:w="3754"/>
       </w:tblGrid>
       <w:tr>
-        <w:trPr>
-          <w:tblHeader/>
-        </w:trPr>
         <w:tc>
           <w:tcPr>
-            <w:tcW w:w="213" w:type="pct"/>
+            <w:tcW w:w="1065" w:type="pct"/>
             <w:tcBorders>
-              <w:top w:val="single" w:sz="6" w:space="0" w:color="CCCCCC"/>
-              <w:left w:val="single" w:sz="6" w:space="0" w:color="CCCCCC"/>
-              <w:bottom w:val="single" w:sz="6" w:space="0" w:color="CCCCCC"/>
-              <w:right w:val="single" w:sz="6" w:space="0" w:color="CCCCCC"/>
+              <w:top w:val="single" w:sz="6" w:space="0" w:color="auto"/>
+              <w:left w:val="single" w:sz="6" w:space="0" w:color="auto"/>
+              <w:bottom w:val="single" w:sz="6" w:space="0" w:color="auto"/>
+              <w:right w:val="single" w:sz="6" w:space="0" w:color="auto"/>
             </w:tcBorders>
+            <w:shd w:val="clear" w:color="auto" w:fill="FFFFFF"/>
             <w:tcMar>
-              <w:top w:w="75" w:type="dxa"/>
-              <w:left w:w="150" w:type="dxa"/>
-              <w:bottom w:w="75" w:type="dxa"/>
-              <w:right w:w="150" w:type="dxa"/>
+              <w:top w:w="120" w:type="dxa"/>
+              <w:left w:w="120" w:type="dxa"/>
+              <w:bottom w:w="120" w:type="dxa"/>
+              <w:right w:w="120" w:type="dxa"/>
             </w:tcMar>
             <w:vAlign w:val="bottom"/>
             <w:hideMark/>
@@ -60,44 +244,44 @@
           <w:p>
             <w:pPr>
               <w:rPr>
+                <w:lang w:val="en-IN"/>
+              </w:rPr>
+            </w:pPr>
+            <w:r>
+              <w:rPr>
                 <w:b/>
                 <w:bCs/>
                 <w:lang w:val="en-IN"/>
               </w:rPr>
-            </w:pPr>
+              <w:lastRenderedPageBreak/>
+              <w:t>Room</w:t>
+            </w:r>
             <w:r>
               <w:rPr>
                 <w:b/>
                 <w:bCs/>
                 <w:lang w:val="en-IN"/>
               </w:rPr>
-              <w:t>SL</w:t>
-            </w:r>
-            <w:r>
-              <w:rPr>
-                <w:b/>
-                <w:bCs/>
-                <w:lang w:val="en-IN"/>
-              </w:rPr>
-              <w:br/>
-              <w:t>NO</w:t>
+              <w:br/>
+              <w:t>Description</w:t>
             </w:r>
           </w:p>
         </w:tc>
         <w:tc>
           <w:tcPr>
-            <w:tcW w:w="2133" w:type="pct"/>
+            <w:tcW w:w="661" w:type="pct"/>
             <w:tcBorders>
-              <w:top w:val="single" w:sz="6" w:space="0" w:color="CCCCCC"/>
-              <w:left w:val="single" w:sz="6" w:space="0" w:color="CCCCCC"/>
-              <w:bottom w:val="single" w:sz="6" w:space="0" w:color="CCCCCC"/>
-              <w:right w:val="single" w:sz="6" w:space="0" w:color="CCCCCC"/>
+              <w:top w:val="single" w:sz="6" w:space="0" w:color="auto"/>
+              <w:left w:val="single" w:sz="6" w:space="0" w:color="auto"/>
+              <w:bottom w:val="single" w:sz="6" w:space="0" w:color="auto"/>
+              <w:right w:val="single" w:sz="6" w:space="0" w:color="auto"/>
             </w:tcBorders>
+            <w:shd w:val="clear" w:color="auto" w:fill="FFFFFF"/>
             <w:tcMar>
-              <w:top w:w="75" w:type="dxa"/>
-              <w:left w:w="150" w:type="dxa"/>
-              <w:bottom w:w="75" w:type="dxa"/>
-              <w:right w:w="150" w:type="dxa"/>
+              <w:top w:w="120" w:type="dxa"/>
+              <w:left w:w="120" w:type="dxa"/>
+              <w:bottom w:w="120" w:type="dxa"/>
+              <w:right w:w="120" w:type="dxa"/>
             </w:tcMar>
             <w:vAlign w:val="bottom"/>
             <w:hideMark/>
@@ -105,18 +289,25 @@
           <w:p>
             <w:pPr>
               <w:rPr>
+                <w:lang w:val="en-IN"/>
+              </w:rPr>
+            </w:pPr>
+            <w:r>
+              <w:rPr>
                 <w:b/>
                 <w:bCs/>
                 <w:lang w:val="en-IN"/>
               </w:rPr>
-            </w:pPr>
+              <w:t>Carpet</w:t>
+            </w:r>
             <w:r>
               <w:rPr>
                 <w:b/>
                 <w:bCs/>
                 <w:lang w:val="en-IN"/>
               </w:rPr>
-              <w:t>ISCE approved technical</w:t>
+              <w:br/>
+              <w:t>Area</w:t>
             </w:r>
             <w:r>
               <w:rPr>
@@ -125,52 +316,51 @@
                 <w:lang w:val="en-IN"/>
               </w:rPr>
               <w:br/>
-              <w:t xml:space="preserve">event organized </w:t>
-            </w:r>
-            <w:proofErr w:type="spellStart"/>
+              <w:t>in</w:t>
+            </w:r>
             <w:r>
               <w:rPr>
                 <w:b/>
                 <w:bCs/>
                 <w:lang w:val="en-IN"/>
               </w:rPr>
-              <w:t>byDepartment</w:t>
-            </w:r>
-            <w:proofErr w:type="spellEnd"/>
+              <w:br/>
+            </w:r>
+            <w:proofErr w:type="spellStart"/>
             <w:r>
               <w:rPr>
                 <w:b/>
                 <w:bCs/>
                 <w:lang w:val="en-IN"/>
               </w:rPr>
-              <w:t xml:space="preserve"> of Computer science and </w:t>
-            </w:r>
-            <w:proofErr w:type="spellStart"/>
+              <w:t>Sq.m</w:t>
+            </w:r>
+            <w:proofErr w:type="spellEnd"/>
             <w:r>
               <w:rPr>
                 <w:b/>
                 <w:bCs/>
                 <w:lang w:val="en-IN"/>
               </w:rPr>
-              <w:t>Engg</w:t>
-            </w:r>
-            <w:proofErr w:type="spellEnd"/>
+              <w:t>.</w:t>
+            </w:r>
           </w:p>
         </w:tc>
         <w:tc>
           <w:tcPr>
-            <w:tcW w:w="488" w:type="pct"/>
+            <w:tcW w:w="1319" w:type="pct"/>
             <w:tcBorders>
-              <w:top w:val="single" w:sz="6" w:space="0" w:color="CCCCCC"/>
-              <w:left w:val="single" w:sz="6" w:space="0" w:color="CCCCCC"/>
-              <w:bottom w:val="single" w:sz="6" w:space="0" w:color="CCCCCC"/>
-              <w:right w:val="single" w:sz="6" w:space="0" w:color="CCCCCC"/>
+              <w:top w:val="single" w:sz="6" w:space="0" w:color="auto"/>
+              <w:left w:val="single" w:sz="6" w:space="0" w:color="auto"/>
+              <w:bottom w:val="single" w:sz="6" w:space="0" w:color="auto"/>
+              <w:right w:val="single" w:sz="6" w:space="0" w:color="auto"/>
             </w:tcBorders>
+            <w:shd w:val="clear" w:color="auto" w:fill="FFFFFF"/>
             <w:tcMar>
-              <w:top w:w="75" w:type="dxa"/>
-              <w:left w:w="150" w:type="dxa"/>
-              <w:bottom w:w="75" w:type="dxa"/>
-              <w:right w:w="150" w:type="dxa"/>
+              <w:top w:w="120" w:type="dxa"/>
+              <w:left w:w="120" w:type="dxa"/>
+              <w:bottom w:w="120" w:type="dxa"/>
+              <w:right w:w="120" w:type="dxa"/>
             </w:tcMar>
             <w:vAlign w:val="bottom"/>
             <w:hideMark/>
@@ -178,35 +368,34 @@
           <w:p>
             <w:pPr>
               <w:rPr>
+                <w:lang w:val="en-IN"/>
+              </w:rPr>
+            </w:pPr>
+            <w:r>
+              <w:rPr>
                 <w:b/>
                 <w:bCs/>
                 <w:lang w:val="en-IN"/>
               </w:rPr>
-            </w:pPr>
-            <w:r>
-              <w:rPr>
-                <w:b/>
-                <w:bCs/>
-                <w:lang w:val="en-IN"/>
-              </w:rPr>
-              <w:t>Date</w:t>
+              <w:t>USAGE</w:t>
             </w:r>
           </w:p>
         </w:tc>
         <w:tc>
           <w:tcPr>
-            <w:tcW w:w="777" w:type="pct"/>
+            <w:tcW w:w="1955" w:type="pct"/>
             <w:tcBorders>
-              <w:top w:val="single" w:sz="6" w:space="0" w:color="CCCCCC"/>
-              <w:left w:val="single" w:sz="6" w:space="0" w:color="CCCCCC"/>
-              <w:bottom w:val="single" w:sz="6" w:space="0" w:color="CCCCCC"/>
-              <w:right w:val="single" w:sz="6" w:space="0" w:color="CCCCCC"/>
+              <w:top w:val="single" w:sz="6" w:space="0" w:color="auto"/>
+              <w:left w:val="single" w:sz="6" w:space="0" w:color="auto"/>
+              <w:bottom w:val="single" w:sz="6" w:space="0" w:color="auto"/>
+              <w:right w:val="single" w:sz="6" w:space="0" w:color="auto"/>
             </w:tcBorders>
+            <w:shd w:val="clear" w:color="auto" w:fill="FFFFFF"/>
             <w:tcMar>
-              <w:top w:w="75" w:type="dxa"/>
-              <w:left w:w="150" w:type="dxa"/>
-              <w:bottom w:w="75" w:type="dxa"/>
-              <w:right w:w="150" w:type="dxa"/>
+              <w:top w:w="120" w:type="dxa"/>
+              <w:left w:w="120" w:type="dxa"/>
+              <w:bottom w:w="120" w:type="dxa"/>
+              <w:right w:w="120" w:type="dxa"/>
             </w:tcMar>
             <w:vAlign w:val="bottom"/>
             <w:hideMark/>
@@ -214,35 +403,36 @@
           <w:p>
             <w:pPr>
               <w:rPr>
+                <w:lang w:val="en-IN"/>
+              </w:rPr>
+            </w:pPr>
+            <w:r>
+              <w:rPr>
                 <w:b/>
                 <w:bCs/>
                 <w:lang w:val="en-IN"/>
               </w:rPr>
-            </w:pPr>
-            <w:r>
-              <w:rPr>
-                <w:b/>
-                <w:bCs/>
-                <w:lang w:val="en-IN"/>
-              </w:rPr>
-              <w:t>Coordinator from CS</w:t>
+              <w:t>Rooms Equipped with</w:t>
             </w:r>
           </w:p>
         </w:tc>
+      </w:tr>
+      <w:tr>
         <w:tc>
           <w:tcPr>
-            <w:tcW w:w="1389" w:type="pct"/>
+            <w:tcW w:w="1065" w:type="pct"/>
             <w:tcBorders>
-              <w:top w:val="single" w:sz="6" w:space="0" w:color="CCCCCC"/>
-              <w:left w:val="single" w:sz="6" w:space="0" w:color="CCCCCC"/>
-              <w:bottom w:val="single" w:sz="6" w:space="0" w:color="CCCCCC"/>
-              <w:right w:val="single" w:sz="6" w:space="0" w:color="CCCCCC"/>
+              <w:top w:val="single" w:sz="6" w:space="0" w:color="auto"/>
+              <w:left w:val="single" w:sz="6" w:space="0" w:color="auto"/>
+              <w:bottom w:val="single" w:sz="6" w:space="0" w:color="auto"/>
+              <w:right w:val="single" w:sz="6" w:space="0" w:color="auto"/>
             </w:tcBorders>
+            <w:shd w:val="clear" w:color="auto" w:fill="FFFFFF"/>
             <w:tcMar>
-              <w:top w:w="75" w:type="dxa"/>
-              <w:left w:w="150" w:type="dxa"/>
-              <w:bottom w:w="75" w:type="dxa"/>
-              <w:right w:w="150" w:type="dxa"/>
+              <w:top w:w="120" w:type="dxa"/>
+              <w:left w:w="120" w:type="dxa"/>
+              <w:bottom w:w="120" w:type="dxa"/>
+              <w:right w:w="120" w:type="dxa"/>
             </w:tcMar>
             <w:vAlign w:val="bottom"/>
             <w:hideMark/>
@@ -250,18 +440,189 @@
           <w:p>
             <w:pPr>
               <w:rPr>
-                <w:b/>
-                <w:bCs/>
                 <w:lang w:val="en-IN"/>
               </w:rPr>
             </w:pPr>
             <w:r>
               <w:rPr>
-                <w:b/>
-                <w:bCs/>
-                <w:lang w:val="en-IN"/>
-              </w:rPr>
-              <w:t>Resource person /remark</w:t>
+                <w:lang w:val="en-IN"/>
+              </w:rPr>
+              <w:t>Class Room</w:t>
+            </w:r>
+            <w:r>
+              <w:rPr>
+                <w:lang w:val="en-IN"/>
+              </w:rPr>
+              <w:br/>
+              <w:t>213</w:t>
+            </w:r>
+          </w:p>
+        </w:tc>
+        <w:tc>
+          <w:tcPr>
+            <w:tcW w:w="661" w:type="pct"/>
+            <w:tcBorders>
+              <w:top w:val="single" w:sz="6" w:space="0" w:color="auto"/>
+              <w:left w:val="single" w:sz="6" w:space="0" w:color="auto"/>
+              <w:bottom w:val="single" w:sz="6" w:space="0" w:color="auto"/>
+              <w:right w:val="single" w:sz="6" w:space="0" w:color="auto"/>
+            </w:tcBorders>
+            <w:shd w:val="clear" w:color="auto" w:fill="FFFFFF"/>
+            <w:tcMar>
+              <w:top w:w="120" w:type="dxa"/>
+              <w:left w:w="120" w:type="dxa"/>
+              <w:bottom w:w="120" w:type="dxa"/>
+              <w:right w:w="120" w:type="dxa"/>
+            </w:tcMar>
+            <w:vAlign w:val="bottom"/>
+            <w:hideMark/>
+          </w:tcPr>
+          <w:p>
+            <w:pPr>
+              <w:rPr>
+                <w:lang w:val="en-IN"/>
+              </w:rPr>
+            </w:pPr>
+            <w:r>
+              <w:rPr>
+                <w:lang w:val="en-IN"/>
+              </w:rPr>
+              <w:t>63.8</w:t>
+            </w:r>
+          </w:p>
+        </w:tc>
+        <w:tc>
+          <w:tcPr>
+            <w:tcW w:w="1319" w:type="pct"/>
+            <w:tcBorders>
+              <w:top w:val="single" w:sz="6" w:space="0" w:color="auto"/>
+              <w:left w:val="single" w:sz="6" w:space="0" w:color="auto"/>
+              <w:bottom w:val="single" w:sz="6" w:space="0" w:color="auto"/>
+              <w:right w:val="single" w:sz="6" w:space="0" w:color="auto"/>
+            </w:tcBorders>
+            <w:shd w:val="clear" w:color="auto" w:fill="FFFFFF"/>
+            <w:tcMar>
+              <w:top w:w="120" w:type="dxa"/>
+              <w:left w:w="120" w:type="dxa"/>
+              <w:bottom w:w="120" w:type="dxa"/>
+              <w:right w:w="120" w:type="dxa"/>
+            </w:tcMar>
+            <w:vAlign w:val="bottom"/>
+            <w:hideMark/>
+          </w:tcPr>
+          <w:p>
+            <w:pPr>
+              <w:rPr>
+                <w:lang w:val="en-IN"/>
+              </w:rPr>
+            </w:pPr>
+            <w:r>
+              <w:rPr>
+                <w:lang w:val="en-IN"/>
+              </w:rPr>
+              <w:t>Class</w:t>
+            </w:r>
+            <w:r>
+              <w:rPr>
+                <w:lang w:val="en-IN"/>
+              </w:rPr>
+              <w:br/>
+              <w:t>Room For</w:t>
+            </w:r>
+            <w:r>
+              <w:rPr>
+                <w:lang w:val="en-IN"/>
+              </w:rPr>
+              <w:br/>
+              <w:t>3rd YEAR</w:t>
+            </w:r>
+            <w:r>
+              <w:rPr>
+                <w:lang w:val="en-IN"/>
+              </w:rPr>
+              <w:br/>
+              <w:t>Student</w:t>
+            </w:r>
+          </w:p>
+        </w:tc>
+        <w:tc>
+          <w:tcPr>
+            <w:tcW w:w="1955" w:type="pct"/>
+            <w:tcBorders>
+              <w:top w:val="single" w:sz="6" w:space="0" w:color="auto"/>
+              <w:left w:val="single" w:sz="6" w:space="0" w:color="auto"/>
+              <w:bottom w:val="single" w:sz="6" w:space="0" w:color="auto"/>
+              <w:right w:val="single" w:sz="6" w:space="0" w:color="auto"/>
+            </w:tcBorders>
+            <w:shd w:val="clear" w:color="auto" w:fill="FFFFFF"/>
+            <w:tcMar>
+              <w:top w:w="120" w:type="dxa"/>
+              <w:left w:w="120" w:type="dxa"/>
+              <w:bottom w:w="120" w:type="dxa"/>
+              <w:right w:w="120" w:type="dxa"/>
+            </w:tcMar>
+            <w:vAlign w:val="bottom"/>
+            <w:hideMark/>
+          </w:tcPr>
+          <w:p>
+            <w:pPr>
+              <w:rPr>
+                <w:lang w:val="en-IN"/>
+              </w:rPr>
+            </w:pPr>
+            <w:r>
+              <w:rPr>
+                <w:lang w:val="en-IN"/>
+              </w:rPr>
+              <w:t>1) Desktop,</w:t>
+            </w:r>
+            <w:r>
+              <w:rPr>
+                <w:lang w:val="en-IN"/>
+              </w:rPr>
+              <w:br/>
+              <w:t>2) Multimedia Projector</w:t>
+            </w:r>
+            <w:r>
+              <w:rPr>
+                <w:lang w:val="en-IN"/>
+              </w:rPr>
+              <w:br/>
+              <w:t>3) CC TV</w:t>
+            </w:r>
+            <w:r>
+              <w:rPr>
+                <w:lang w:val="en-IN"/>
+              </w:rPr>
+              <w:br/>
+              <w:t>4) Green Board</w:t>
+            </w:r>
+            <w:r>
+              <w:rPr>
+                <w:lang w:val="en-IN"/>
+              </w:rPr>
+              <w:br/>
+            </w:r>
+            <w:proofErr w:type="gramStart"/>
+            <w:r>
+              <w:rPr>
+                <w:lang w:val="en-IN"/>
+              </w:rPr>
+              <w:t>5)Sufficient</w:t>
+            </w:r>
+            <w:proofErr w:type="gramEnd"/>
+            <w:r>
+              <w:rPr>
+                <w:lang w:val="en-IN"/>
+              </w:rPr>
+              <w:t xml:space="preserve"> desks</w:t>
+            </w:r>
+            <w:r>
+              <w:rPr>
+                <w:lang w:val="en-IN"/>
+              </w:rPr>
+              <w:br/>
+              <w:t>6)Lights, Fan</w:t>
             </w:r>
           </w:p>
         </w:tc>
@@ -269,19 +630,19 @@
       <w:tr>
         <w:tc>
           <w:tcPr>
-            <w:tcW w:w="5000" w:type="pct"/>
-            <w:gridSpan w:val="5"/>
+            <w:tcW w:w="1065" w:type="pct"/>
             <w:tcBorders>
-              <w:top w:val="single" w:sz="6" w:space="0" w:color="CCCCCC"/>
-              <w:left w:val="single" w:sz="6" w:space="0" w:color="CCCCCC"/>
-              <w:bottom w:val="single" w:sz="6" w:space="0" w:color="CCCCCC"/>
-              <w:right w:val="single" w:sz="6" w:space="0" w:color="CCCCCC"/>
+              <w:top w:val="single" w:sz="6" w:space="0" w:color="auto"/>
+              <w:left w:val="single" w:sz="6" w:space="0" w:color="auto"/>
+              <w:bottom w:val="single" w:sz="6" w:space="0" w:color="auto"/>
+              <w:right w:val="single" w:sz="6" w:space="0" w:color="auto"/>
             </w:tcBorders>
+            <w:shd w:val="clear" w:color="auto" w:fill="FFFFFF"/>
             <w:tcMar>
-              <w:top w:w="75" w:type="dxa"/>
-              <w:left w:w="150" w:type="dxa"/>
-              <w:bottom w:w="75" w:type="dxa"/>
-              <w:right w:w="150" w:type="dxa"/>
+              <w:top w:w="120" w:type="dxa"/>
+              <w:left w:w="120" w:type="dxa"/>
+              <w:bottom w:w="120" w:type="dxa"/>
+              <w:right w:w="120" w:type="dxa"/>
             </w:tcMar>
             <w:vAlign w:val="bottom"/>
             <w:hideMark/>
@@ -296,9 +657,43 @@
               <w:rPr>
                 <w:lang w:val="en-IN"/>
               </w:rPr>
-              <w:t>                      </w:t>
+              <w:t>Class</w:t>
+            </w:r>
+            <w:r>
+              <w:rPr>
+                <w:lang w:val="en-IN"/>
+              </w:rPr>
+              <w:br/>
+              <w:t>Room</w:t>
+            </w:r>
+            <w:r>
+              <w:rPr>
+                <w:lang w:val="en-IN"/>
+              </w:rPr>
+              <w:br/>
+              <w:t>207</w:t>
             </w:r>
           </w:p>
+        </w:tc>
+        <w:tc>
+          <w:tcPr>
+            <w:tcW w:w="661" w:type="pct"/>
+            <w:tcBorders>
+              <w:top w:val="single" w:sz="6" w:space="0" w:color="auto"/>
+              <w:left w:val="single" w:sz="6" w:space="0" w:color="auto"/>
+              <w:bottom w:val="single" w:sz="6" w:space="0" w:color="auto"/>
+              <w:right w:val="single" w:sz="6" w:space="0" w:color="auto"/>
+            </w:tcBorders>
+            <w:shd w:val="clear" w:color="auto" w:fill="FFFFFF"/>
+            <w:tcMar>
+              <w:top w:w="120" w:type="dxa"/>
+              <w:left w:w="120" w:type="dxa"/>
+              <w:bottom w:w="120" w:type="dxa"/>
+              <w:right w:w="120" w:type="dxa"/>
+            </w:tcMar>
+            <w:vAlign w:val="bottom"/>
+            <w:hideMark/>
+          </w:tcPr>
           <w:p>
             <w:pPr>
               <w:rPr>
@@ -309,7 +704,129 @@
               <w:rPr>
                 <w:lang w:val="en-IN"/>
               </w:rPr>
-              <w:t>2021-22</w:t>
+              <w:t>54.75</w:t>
+            </w:r>
+          </w:p>
+        </w:tc>
+        <w:tc>
+          <w:tcPr>
+            <w:tcW w:w="1319" w:type="pct"/>
+            <w:tcBorders>
+              <w:top w:val="single" w:sz="6" w:space="0" w:color="auto"/>
+              <w:left w:val="single" w:sz="6" w:space="0" w:color="auto"/>
+              <w:bottom w:val="single" w:sz="6" w:space="0" w:color="auto"/>
+              <w:right w:val="single" w:sz="6" w:space="0" w:color="auto"/>
+            </w:tcBorders>
+            <w:shd w:val="clear" w:color="auto" w:fill="FFFFFF"/>
+            <w:tcMar>
+              <w:top w:w="120" w:type="dxa"/>
+              <w:left w:w="120" w:type="dxa"/>
+              <w:bottom w:w="120" w:type="dxa"/>
+              <w:right w:w="120" w:type="dxa"/>
+            </w:tcMar>
+            <w:vAlign w:val="bottom"/>
+            <w:hideMark/>
+          </w:tcPr>
+          <w:p>
+            <w:pPr>
+              <w:rPr>
+                <w:lang w:val="en-IN"/>
+              </w:rPr>
+            </w:pPr>
+            <w:r>
+              <w:rPr>
+                <w:lang w:val="en-IN"/>
+              </w:rPr>
+              <w:t>Class</w:t>
+            </w:r>
+            <w:r>
+              <w:rPr>
+                <w:lang w:val="en-IN"/>
+              </w:rPr>
+              <w:br/>
+              <w:t>Room For</w:t>
+            </w:r>
+            <w:r>
+              <w:rPr>
+                <w:lang w:val="en-IN"/>
+              </w:rPr>
+              <w:br/>
+              <w:t>2nd YEAR</w:t>
+            </w:r>
+            <w:r>
+              <w:rPr>
+                <w:lang w:val="en-IN"/>
+              </w:rPr>
+              <w:br/>
+              <w:t>Student</w:t>
+            </w:r>
+          </w:p>
+        </w:tc>
+        <w:tc>
+          <w:tcPr>
+            <w:tcW w:w="1955" w:type="pct"/>
+            <w:tcBorders>
+              <w:top w:val="single" w:sz="6" w:space="0" w:color="auto"/>
+              <w:left w:val="single" w:sz="6" w:space="0" w:color="auto"/>
+              <w:bottom w:val="single" w:sz="6" w:space="0" w:color="auto"/>
+              <w:right w:val="single" w:sz="6" w:space="0" w:color="auto"/>
+            </w:tcBorders>
+            <w:shd w:val="clear" w:color="auto" w:fill="FFFFFF"/>
+            <w:tcMar>
+              <w:top w:w="120" w:type="dxa"/>
+              <w:left w:w="120" w:type="dxa"/>
+              <w:bottom w:w="120" w:type="dxa"/>
+              <w:right w:w="120" w:type="dxa"/>
+            </w:tcMar>
+            <w:vAlign w:val="bottom"/>
+            <w:hideMark/>
+          </w:tcPr>
+          <w:p>
+            <w:pPr>
+              <w:rPr>
+                <w:lang w:val="en-IN"/>
+              </w:rPr>
+            </w:pPr>
+            <w:r>
+              <w:rPr>
+                <w:lang w:val="en-IN"/>
+              </w:rPr>
+              <w:t>1) Desktop,</w:t>
+            </w:r>
+            <w:r>
+              <w:rPr>
+                <w:lang w:val="en-IN"/>
+              </w:rPr>
+              <w:br/>
+              <w:t>2) Multimedia Projector</w:t>
+            </w:r>
+            <w:r>
+              <w:rPr>
+                <w:lang w:val="en-IN"/>
+              </w:rPr>
+              <w:br/>
+              <w:t>3) CC TV</w:t>
+            </w:r>
+            <w:r>
+              <w:rPr>
+                <w:lang w:val="en-IN"/>
+              </w:rPr>
+              <w:br/>
+              <w:t>4) Green Board</w:t>
+            </w:r>
+            <w:r>
+              <w:rPr>
+                <w:lang w:val="en-IN"/>
+              </w:rPr>
+              <w:br/>
+              <w:t>Sufficient desks</w:t>
+            </w:r>
+            <w:r>
+              <w:rPr>
+                <w:lang w:val="en-IN"/>
+              </w:rPr>
+              <w:br/>
+              <w:t>6) Lights, Fans</w:t>
             </w:r>
           </w:p>
         </w:tc>
@@ -317,18 +834,19 @@
       <w:tr>
         <w:tc>
           <w:tcPr>
-            <w:tcW w:w="213" w:type="pct"/>
+            <w:tcW w:w="1065" w:type="pct"/>
             <w:tcBorders>
-              <w:top w:val="single" w:sz="6" w:space="0" w:color="CCCCCC"/>
-              <w:left w:val="single" w:sz="6" w:space="0" w:color="CCCCCC"/>
-              <w:bottom w:val="single" w:sz="6" w:space="0" w:color="CCCCCC"/>
-              <w:right w:val="single" w:sz="6" w:space="0" w:color="CCCCCC"/>
+              <w:top w:val="single" w:sz="6" w:space="0" w:color="auto"/>
+              <w:left w:val="single" w:sz="6" w:space="0" w:color="auto"/>
+              <w:bottom w:val="single" w:sz="6" w:space="0" w:color="auto"/>
+              <w:right w:val="single" w:sz="6" w:space="0" w:color="auto"/>
             </w:tcBorders>
+            <w:shd w:val="clear" w:color="auto" w:fill="FFFFFF"/>
             <w:tcMar>
-              <w:top w:w="75" w:type="dxa"/>
-              <w:left w:w="150" w:type="dxa"/>
-              <w:bottom w:w="75" w:type="dxa"/>
-              <w:right w:w="150" w:type="dxa"/>
+              <w:top w:w="120" w:type="dxa"/>
+              <w:left w:w="120" w:type="dxa"/>
+              <w:bottom w:w="120" w:type="dxa"/>
+              <w:right w:w="120" w:type="dxa"/>
             </w:tcMar>
             <w:vAlign w:val="bottom"/>
             <w:hideMark/>
@@ -343,24 +861,32 @@
               <w:rPr>
                 <w:lang w:val="en-IN"/>
               </w:rPr>
-              <w:t>1</w:t>
+              <w:t>Class Room</w:t>
+            </w:r>
+            <w:r>
+              <w:rPr>
+                <w:lang w:val="en-IN"/>
+              </w:rPr>
+              <w:br/>
+              <w:t>CS-P104</w:t>
             </w:r>
           </w:p>
         </w:tc>
         <w:tc>
           <w:tcPr>
-            <w:tcW w:w="2133" w:type="pct"/>
+            <w:tcW w:w="661" w:type="pct"/>
             <w:tcBorders>
-              <w:top w:val="single" w:sz="6" w:space="0" w:color="CCCCCC"/>
-              <w:left w:val="single" w:sz="6" w:space="0" w:color="CCCCCC"/>
-              <w:bottom w:val="single" w:sz="6" w:space="0" w:color="CCCCCC"/>
-              <w:right w:val="single" w:sz="6" w:space="0" w:color="CCCCCC"/>
+              <w:top w:val="single" w:sz="6" w:space="0" w:color="auto"/>
+              <w:left w:val="single" w:sz="6" w:space="0" w:color="auto"/>
+              <w:bottom w:val="single" w:sz="6" w:space="0" w:color="auto"/>
+              <w:right w:val="single" w:sz="6" w:space="0" w:color="auto"/>
             </w:tcBorders>
+            <w:shd w:val="clear" w:color="auto" w:fill="FFFFFF"/>
             <w:tcMar>
-              <w:top w:w="75" w:type="dxa"/>
-              <w:left w:w="150" w:type="dxa"/>
-              <w:bottom w:w="75" w:type="dxa"/>
-              <w:right w:w="150" w:type="dxa"/>
+              <w:top w:w="120" w:type="dxa"/>
+              <w:left w:w="120" w:type="dxa"/>
+              <w:bottom w:w="120" w:type="dxa"/>
+              <w:right w:w="120" w:type="dxa"/>
             </w:tcMar>
             <w:vAlign w:val="bottom"/>
             <w:hideMark/>
@@ -375,38 +901,25 @@
               <w:rPr>
                 <w:lang w:val="en-IN"/>
               </w:rPr>
-              <w:t xml:space="preserve">2 </w:t>
-            </w:r>
-            <w:proofErr w:type="spellStart"/>
-            <w:r>
-              <w:rPr>
-                <w:lang w:val="en-IN"/>
-              </w:rPr>
-              <w:t>days</w:t>
-            </w:r>
-            <w:proofErr w:type="spellEnd"/>
-            <w:r>
-              <w:rPr>
-                <w:lang w:val="en-IN"/>
-              </w:rPr>
-              <w:t xml:space="preserve"> workshop on “Interview skills”</w:t>
+              <w:t>91.2</w:t>
             </w:r>
           </w:p>
         </w:tc>
         <w:tc>
           <w:tcPr>
-            <w:tcW w:w="488" w:type="pct"/>
+            <w:tcW w:w="1319" w:type="pct"/>
             <w:tcBorders>
-              <w:top w:val="single" w:sz="6" w:space="0" w:color="CCCCCC"/>
-              <w:left w:val="single" w:sz="6" w:space="0" w:color="CCCCCC"/>
-              <w:bottom w:val="single" w:sz="6" w:space="0" w:color="CCCCCC"/>
-              <w:right w:val="single" w:sz="6" w:space="0" w:color="CCCCCC"/>
+              <w:top w:val="single" w:sz="6" w:space="0" w:color="auto"/>
+              <w:left w:val="single" w:sz="6" w:space="0" w:color="auto"/>
+              <w:bottom w:val="single" w:sz="6" w:space="0" w:color="auto"/>
+              <w:right w:val="single" w:sz="6" w:space="0" w:color="auto"/>
             </w:tcBorders>
+            <w:shd w:val="clear" w:color="auto" w:fill="FFFFFF"/>
             <w:tcMar>
-              <w:top w:w="75" w:type="dxa"/>
-              <w:left w:w="150" w:type="dxa"/>
-              <w:bottom w:w="75" w:type="dxa"/>
-              <w:right w:w="150" w:type="dxa"/>
+              <w:top w:w="120" w:type="dxa"/>
+              <w:left w:w="120" w:type="dxa"/>
+              <w:bottom w:w="120" w:type="dxa"/>
+              <w:right w:w="120" w:type="dxa"/>
             </w:tcMar>
             <w:vAlign w:val="bottom"/>
             <w:hideMark/>
@@ -421,38 +934,46 @@
               <w:rPr>
                 <w:lang w:val="en-IN"/>
               </w:rPr>
-              <w:t>26/06/2022</w:t>
-            </w:r>
-            <w:r>
-              <w:rPr>
-                <w:lang w:val="en-IN"/>
-              </w:rPr>
-              <w:br/>
-              <w:t>      &amp;</w:t>
-            </w:r>
-            <w:r>
-              <w:rPr>
-                <w:lang w:val="en-IN"/>
-              </w:rPr>
-              <w:br/>
-              <w:t>30/06/2022</w:t>
+              <w:t>Class</w:t>
+            </w:r>
+            <w:r>
+              <w:rPr>
+                <w:lang w:val="en-IN"/>
+              </w:rPr>
+              <w:br/>
+              <w:t>Room</w:t>
+            </w:r>
+            <w:r>
+              <w:rPr>
+                <w:lang w:val="en-IN"/>
+              </w:rPr>
+              <w:br/>
+              <w:t>For 1ST YEAR</w:t>
+            </w:r>
+            <w:r>
+              <w:rPr>
+                <w:lang w:val="en-IN"/>
+              </w:rPr>
+              <w:br/>
+              <w:t>Students</w:t>
             </w:r>
           </w:p>
         </w:tc>
         <w:tc>
           <w:tcPr>
-            <w:tcW w:w="777" w:type="pct"/>
+            <w:tcW w:w="1955" w:type="pct"/>
             <w:tcBorders>
-              <w:top w:val="single" w:sz="6" w:space="0" w:color="CCCCCC"/>
-              <w:left w:val="single" w:sz="6" w:space="0" w:color="CCCCCC"/>
-              <w:bottom w:val="single" w:sz="6" w:space="0" w:color="CCCCCC"/>
-              <w:right w:val="single" w:sz="6" w:space="0" w:color="CCCCCC"/>
+              <w:top w:val="single" w:sz="6" w:space="0" w:color="auto"/>
+              <w:left w:val="single" w:sz="6" w:space="0" w:color="auto"/>
+              <w:bottom w:val="single" w:sz="6" w:space="0" w:color="auto"/>
+              <w:right w:val="single" w:sz="6" w:space="0" w:color="auto"/>
             </w:tcBorders>
+            <w:shd w:val="clear" w:color="auto" w:fill="FFFFFF"/>
             <w:tcMar>
-              <w:top w:w="75" w:type="dxa"/>
-              <w:left w:w="150" w:type="dxa"/>
-              <w:bottom w:w="75" w:type="dxa"/>
-              <w:right w:w="150" w:type="dxa"/>
+              <w:top w:w="120" w:type="dxa"/>
+              <w:left w:w="120" w:type="dxa"/>
+              <w:bottom w:w="120" w:type="dxa"/>
+              <w:right w:w="120" w:type="dxa"/>
             </w:tcMar>
             <w:vAlign w:val="bottom"/>
             <w:hideMark/>
@@ -463,36 +984,58 @@
                 <w:lang w:val="en-IN"/>
               </w:rPr>
             </w:pPr>
-            <w:proofErr w:type="spellStart"/>
-            <w:r>
-              <w:rPr>
-                <w:lang w:val="en-IN"/>
-              </w:rPr>
-              <w:t>Sowmyashree</w:t>
-            </w:r>
-            <w:proofErr w:type="spellEnd"/>
-            <w:r>
-              <w:rPr>
-                <w:lang w:val="en-IN"/>
-              </w:rPr>
-              <w:t xml:space="preserve"> HG</w:t>
+            <w:r>
+              <w:rPr>
+                <w:lang w:val="en-IN"/>
+              </w:rPr>
+              <w:t>1) Green Board</w:t>
+            </w:r>
+            <w:r>
+              <w:rPr>
+                <w:lang w:val="en-IN"/>
+              </w:rPr>
+              <w:br/>
+            </w:r>
+            <w:proofErr w:type="gramStart"/>
+            <w:r>
+              <w:rPr>
+                <w:lang w:val="en-IN"/>
+              </w:rPr>
+              <w:t>2)Sufficient</w:t>
+            </w:r>
+            <w:proofErr w:type="gramEnd"/>
+            <w:r>
+              <w:rPr>
+                <w:lang w:val="en-IN"/>
+              </w:rPr>
+              <w:t xml:space="preserve"> Desks</w:t>
+            </w:r>
+            <w:r>
+              <w:rPr>
+                <w:lang w:val="en-IN"/>
+              </w:rPr>
+              <w:br/>
+              <w:t>3) Lights, Fans</w:t>
             </w:r>
           </w:p>
         </w:tc>
+      </w:tr>
+      <w:tr>
         <w:tc>
           <w:tcPr>
-            <w:tcW w:w="1389" w:type="pct"/>
+            <w:tcW w:w="1065" w:type="pct"/>
             <w:tcBorders>
-              <w:top w:val="single" w:sz="6" w:space="0" w:color="CCCCCC"/>
-              <w:left w:val="single" w:sz="6" w:space="0" w:color="CCCCCC"/>
-              <w:bottom w:val="single" w:sz="6" w:space="0" w:color="CCCCCC"/>
-              <w:right w:val="single" w:sz="6" w:space="0" w:color="CCCCCC"/>
+              <w:top w:val="single" w:sz="6" w:space="0" w:color="auto"/>
+              <w:left w:val="single" w:sz="6" w:space="0" w:color="auto"/>
+              <w:bottom w:val="single" w:sz="6" w:space="0" w:color="auto"/>
+              <w:right w:val="single" w:sz="6" w:space="0" w:color="auto"/>
             </w:tcBorders>
+            <w:shd w:val="clear" w:color="auto" w:fill="FFFFFF"/>
             <w:tcMar>
-              <w:top w:w="75" w:type="dxa"/>
-              <w:left w:w="150" w:type="dxa"/>
-              <w:bottom w:w="75" w:type="dxa"/>
-              <w:right w:w="150" w:type="dxa"/>
+              <w:top w:w="120" w:type="dxa"/>
+              <w:left w:w="120" w:type="dxa"/>
+              <w:bottom w:w="120" w:type="dxa"/>
+              <w:right w:w="120" w:type="dxa"/>
             </w:tcMar>
             <w:vAlign w:val="bottom"/>
             <w:hideMark/>
@@ -503,35 +1046,43 @@
                 <w:lang w:val="en-IN"/>
               </w:rPr>
             </w:pPr>
-            <w:proofErr w:type="spellStart"/>
-            <w:proofErr w:type="gramStart"/>
-            <w:r>
-              <w:rPr>
-                <w:lang w:val="en-IN"/>
-              </w:rPr>
-              <w:t>Saifsol,Mysuru</w:t>
-            </w:r>
-            <w:proofErr w:type="spellEnd"/>
-            <w:proofErr w:type="gramEnd"/>
+            <w:r>
+              <w:rPr>
+                <w:lang w:val="en-IN"/>
+              </w:rPr>
+              <w:t>201</w:t>
+            </w:r>
+            <w:r>
+              <w:rPr>
+                <w:lang w:val="en-IN"/>
+              </w:rPr>
+              <w:br/>
+              <w:t>Seminar Hall</w:t>
+            </w:r>
+            <w:r>
+              <w:rPr>
+                <w:lang w:val="en-IN"/>
+              </w:rPr>
+              <w:br/>
+              <w:t>(Main Block)</w:t>
+            </w:r>
           </w:p>
         </w:tc>
-      </w:tr>
-      <w:tr>
         <w:tc>
           <w:tcPr>
-            <w:tcW w:w="5000" w:type="pct"/>
-            <w:gridSpan w:val="5"/>
+            <w:tcW w:w="661" w:type="pct"/>
             <w:tcBorders>
-              <w:top w:val="single" w:sz="6" w:space="0" w:color="CCCCCC"/>
-              <w:left w:val="single" w:sz="6" w:space="0" w:color="CCCCCC"/>
-              <w:bottom w:val="single" w:sz="6" w:space="0" w:color="CCCCCC"/>
-              <w:right w:val="single" w:sz="6" w:space="0" w:color="CCCCCC"/>
+              <w:top w:val="single" w:sz="6" w:space="0" w:color="auto"/>
+              <w:left w:val="single" w:sz="6" w:space="0" w:color="auto"/>
+              <w:bottom w:val="single" w:sz="6" w:space="0" w:color="auto"/>
+              <w:right w:val="single" w:sz="6" w:space="0" w:color="auto"/>
             </w:tcBorders>
+            <w:shd w:val="clear" w:color="auto" w:fill="FFFFFF"/>
             <w:tcMar>
-              <w:top w:w="75" w:type="dxa"/>
-              <w:left w:w="150" w:type="dxa"/>
-              <w:bottom w:w="75" w:type="dxa"/>
-              <w:right w:w="150" w:type="dxa"/>
+              <w:top w:w="120" w:type="dxa"/>
+              <w:left w:w="120" w:type="dxa"/>
+              <w:bottom w:w="120" w:type="dxa"/>
+              <w:right w:w="120" w:type="dxa"/>
             </w:tcMar>
             <w:vAlign w:val="bottom"/>
             <w:hideMark/>
@@ -546,39 +1097,25 @@
               <w:rPr>
                 <w:lang w:val="en-IN"/>
               </w:rPr>
-              <w:t>                       </w:t>
-            </w:r>
-          </w:p>
-          <w:p>
-            <w:pPr>
-              <w:rPr>
-                <w:lang w:val="en-IN"/>
-              </w:rPr>
-            </w:pPr>
-            <w:r>
-              <w:rPr>
-                <w:lang w:val="en-IN"/>
-              </w:rPr>
-              <w:t>2022-23</w:t>
+              <w:t>147</w:t>
             </w:r>
           </w:p>
         </w:tc>
-      </w:tr>
-      <w:tr>
         <w:tc>
           <w:tcPr>
-            <w:tcW w:w="213" w:type="pct"/>
+            <w:tcW w:w="1319" w:type="pct"/>
             <w:tcBorders>
-              <w:top w:val="single" w:sz="6" w:space="0" w:color="CCCCCC"/>
-              <w:left w:val="single" w:sz="6" w:space="0" w:color="CCCCCC"/>
-              <w:bottom w:val="single" w:sz="6" w:space="0" w:color="CCCCCC"/>
-              <w:right w:val="single" w:sz="6" w:space="0" w:color="CCCCCC"/>
+              <w:top w:val="single" w:sz="6" w:space="0" w:color="auto"/>
+              <w:left w:val="single" w:sz="6" w:space="0" w:color="auto"/>
+              <w:bottom w:val="single" w:sz="6" w:space="0" w:color="auto"/>
+              <w:right w:val="single" w:sz="6" w:space="0" w:color="auto"/>
             </w:tcBorders>
+            <w:shd w:val="clear" w:color="auto" w:fill="FFFFFF"/>
             <w:tcMar>
-              <w:top w:w="75" w:type="dxa"/>
-              <w:left w:w="150" w:type="dxa"/>
-              <w:bottom w:w="75" w:type="dxa"/>
-              <w:right w:w="150" w:type="dxa"/>
+              <w:top w:w="120" w:type="dxa"/>
+              <w:left w:w="120" w:type="dxa"/>
+              <w:bottom w:w="120" w:type="dxa"/>
+              <w:right w:w="120" w:type="dxa"/>
             </w:tcMar>
             <w:vAlign w:val="bottom"/>
             <w:hideMark/>
@@ -593,24 +1130,25 @@
               <w:rPr>
                 <w:lang w:val="en-IN"/>
               </w:rPr>
-              <w:t>2</w:t>
+              <w:t>All Departments</w:t>
             </w:r>
           </w:p>
         </w:tc>
         <w:tc>
           <w:tcPr>
-            <w:tcW w:w="2133" w:type="pct"/>
+            <w:tcW w:w="1955" w:type="pct"/>
             <w:tcBorders>
-              <w:top w:val="single" w:sz="6" w:space="0" w:color="CCCCCC"/>
-              <w:left w:val="single" w:sz="6" w:space="0" w:color="CCCCCC"/>
-              <w:bottom w:val="single" w:sz="6" w:space="0" w:color="CCCCCC"/>
-              <w:right w:val="single" w:sz="6" w:space="0" w:color="CCCCCC"/>
+              <w:top w:val="single" w:sz="6" w:space="0" w:color="auto"/>
+              <w:left w:val="single" w:sz="6" w:space="0" w:color="auto"/>
+              <w:bottom w:val="single" w:sz="6" w:space="0" w:color="auto"/>
+              <w:right w:val="single" w:sz="6" w:space="0" w:color="auto"/>
             </w:tcBorders>
+            <w:shd w:val="clear" w:color="auto" w:fill="FFFFFF"/>
             <w:tcMar>
-              <w:top w:w="75" w:type="dxa"/>
-              <w:left w:w="150" w:type="dxa"/>
-              <w:bottom w:w="75" w:type="dxa"/>
-              <w:right w:w="150" w:type="dxa"/>
+              <w:top w:w="120" w:type="dxa"/>
+              <w:left w:w="120" w:type="dxa"/>
+              <w:bottom w:w="120" w:type="dxa"/>
+              <w:right w:w="120" w:type="dxa"/>
             </w:tcMar>
             <w:vAlign w:val="bottom"/>
             <w:hideMark/>
@@ -625,655 +1163,388 @@
               <w:rPr>
                 <w:lang w:val="en-IN"/>
               </w:rPr>
-              <w:t>One week Student Development program on</w:t>
-            </w:r>
-            <w:r>
-              <w:rPr>
-                <w:lang w:val="en-IN"/>
-              </w:rPr>
-              <w:br/>
-              <w:t>“Laptop service and maintenance”</w:t>
-            </w:r>
-          </w:p>
-        </w:tc>
-        <w:tc>
-          <w:tcPr>
-            <w:tcW w:w="488" w:type="pct"/>
-            <w:tcBorders>
-              <w:top w:val="single" w:sz="6" w:space="0" w:color="CCCCCC"/>
-              <w:left w:val="single" w:sz="6" w:space="0" w:color="CCCCCC"/>
-              <w:bottom w:val="single" w:sz="6" w:space="0" w:color="CCCCCC"/>
-              <w:right w:val="single" w:sz="6" w:space="0" w:color="CCCCCC"/>
-            </w:tcBorders>
-            <w:tcMar>
-              <w:top w:w="75" w:type="dxa"/>
-              <w:left w:w="150" w:type="dxa"/>
-              <w:bottom w:w="75" w:type="dxa"/>
-              <w:right w:w="150" w:type="dxa"/>
-            </w:tcMar>
-            <w:vAlign w:val="bottom"/>
-            <w:hideMark/>
-          </w:tcPr>
-          <w:p>
-            <w:pPr>
-              <w:rPr>
-                <w:lang w:val="en-IN"/>
-              </w:rPr>
-            </w:pPr>
-            <w:r>
-              <w:rPr>
-                <w:lang w:val="en-IN"/>
-              </w:rPr>
-              <w:t>05/04/2023</w:t>
-            </w:r>
-            <w:r>
-              <w:rPr>
-                <w:lang w:val="en-IN"/>
-              </w:rPr>
-              <w:br/>
-              <w:t>      &amp;</w:t>
-            </w:r>
-            <w:r>
-              <w:rPr>
-                <w:lang w:val="en-IN"/>
-              </w:rPr>
-              <w:br/>
-              <w:t>12/04/2023</w:t>
-            </w:r>
-          </w:p>
-        </w:tc>
-        <w:tc>
-          <w:tcPr>
-            <w:tcW w:w="777" w:type="pct"/>
-            <w:tcBorders>
-              <w:top w:val="single" w:sz="6" w:space="0" w:color="CCCCCC"/>
-              <w:left w:val="single" w:sz="6" w:space="0" w:color="CCCCCC"/>
-              <w:bottom w:val="single" w:sz="6" w:space="0" w:color="CCCCCC"/>
-              <w:right w:val="single" w:sz="6" w:space="0" w:color="CCCCCC"/>
-            </w:tcBorders>
-            <w:tcMar>
-              <w:top w:w="75" w:type="dxa"/>
-              <w:left w:w="150" w:type="dxa"/>
-              <w:bottom w:w="75" w:type="dxa"/>
-              <w:right w:w="150" w:type="dxa"/>
-            </w:tcMar>
-            <w:vAlign w:val="bottom"/>
-            <w:hideMark/>
-          </w:tcPr>
-          <w:p>
-            <w:pPr>
-              <w:rPr>
-                <w:lang w:val="en-IN"/>
-              </w:rPr>
-            </w:pPr>
-            <w:proofErr w:type="spellStart"/>
-            <w:r>
-              <w:rPr>
-                <w:lang w:val="en-IN"/>
-              </w:rPr>
-              <w:t>Somaprabha</w:t>
-            </w:r>
-            <w:proofErr w:type="spellEnd"/>
-            <w:r>
-              <w:rPr>
-                <w:lang w:val="en-IN"/>
-              </w:rPr>
-              <w:t xml:space="preserve"> S</w:t>
-            </w:r>
-          </w:p>
-        </w:tc>
-        <w:tc>
-          <w:tcPr>
-            <w:tcW w:w="1389" w:type="pct"/>
-            <w:tcBorders>
-              <w:top w:val="single" w:sz="6" w:space="0" w:color="CCCCCC"/>
-              <w:left w:val="single" w:sz="6" w:space="0" w:color="CCCCCC"/>
-              <w:bottom w:val="single" w:sz="6" w:space="0" w:color="CCCCCC"/>
-              <w:right w:val="single" w:sz="6" w:space="0" w:color="CCCCCC"/>
-            </w:tcBorders>
-            <w:tcMar>
-              <w:top w:w="75" w:type="dxa"/>
-              <w:left w:w="150" w:type="dxa"/>
-              <w:bottom w:w="75" w:type="dxa"/>
-              <w:right w:w="150" w:type="dxa"/>
-            </w:tcMar>
-            <w:vAlign w:val="bottom"/>
-            <w:hideMark/>
-          </w:tcPr>
-          <w:p>
-            <w:pPr>
-              <w:rPr>
-                <w:lang w:val="en-IN"/>
-              </w:rPr>
-            </w:pPr>
-            <w:proofErr w:type="spellStart"/>
-            <w:r>
-              <w:rPr>
-                <w:lang w:val="en-IN"/>
-              </w:rPr>
-              <w:t>RadhaKrishan</w:t>
-            </w:r>
-            <w:proofErr w:type="spellEnd"/>
-            <w:r>
-              <w:rPr>
-                <w:lang w:val="en-IN"/>
-              </w:rPr>
-              <w:t xml:space="preserve"> R</w:t>
-            </w:r>
-            <w:r>
-              <w:rPr>
-                <w:lang w:val="en-IN"/>
-              </w:rPr>
-              <w:br/>
-              <w:t>          &amp;</w:t>
-            </w:r>
-            <w:r>
-              <w:rPr>
-                <w:lang w:val="en-IN"/>
-              </w:rPr>
-              <w:br/>
-            </w:r>
-            <w:r>
-              <w:rPr>
-                <w:lang w:val="en-IN"/>
-              </w:rPr>
-              <w:br/>
-              <w:t>Madhu Kumar R</w:t>
-            </w:r>
-            <w:r>
-              <w:rPr>
-                <w:lang w:val="en-IN"/>
-              </w:rPr>
-              <w:br/>
-            </w:r>
-            <w:r>
-              <w:rPr>
-                <w:lang w:val="en-IN"/>
-              </w:rPr>
-              <w:br/>
-            </w:r>
-            <w:proofErr w:type="spellStart"/>
-            <w:r>
-              <w:rPr>
-                <w:lang w:val="en-IN"/>
-              </w:rPr>
-              <w:t>Delibir</w:t>
-            </w:r>
-            <w:proofErr w:type="spellEnd"/>
-            <w:r>
-              <w:rPr>
-                <w:lang w:val="en-IN"/>
-              </w:rPr>
-              <w:t xml:space="preserve"> Foundation Mysuru</w:t>
-            </w:r>
-          </w:p>
-        </w:tc>
-      </w:tr>
-      <w:tr>
-        <w:tc>
-          <w:tcPr>
-            <w:tcW w:w="213" w:type="pct"/>
-            <w:tcBorders>
-              <w:top w:val="single" w:sz="6" w:space="0" w:color="CCCCCC"/>
-              <w:left w:val="single" w:sz="6" w:space="0" w:color="CCCCCC"/>
-              <w:bottom w:val="single" w:sz="6" w:space="0" w:color="CCCCCC"/>
-              <w:right w:val="single" w:sz="6" w:space="0" w:color="CCCCCC"/>
-            </w:tcBorders>
-            <w:tcMar>
-              <w:top w:w="75" w:type="dxa"/>
-              <w:left w:w="150" w:type="dxa"/>
-              <w:bottom w:w="75" w:type="dxa"/>
-              <w:right w:w="150" w:type="dxa"/>
-            </w:tcMar>
-            <w:vAlign w:val="bottom"/>
-            <w:hideMark/>
-          </w:tcPr>
-          <w:p>
-            <w:pPr>
-              <w:rPr>
-                <w:lang w:val="en-IN"/>
-              </w:rPr>
-            </w:pPr>
-            <w:r>
-              <w:rPr>
-                <w:lang w:val="en-IN"/>
-              </w:rPr>
-              <w:t>3</w:t>
-            </w:r>
-          </w:p>
-        </w:tc>
-        <w:tc>
-          <w:tcPr>
-            <w:tcW w:w="2133" w:type="pct"/>
-            <w:tcBorders>
-              <w:top w:val="single" w:sz="6" w:space="0" w:color="CCCCCC"/>
-              <w:left w:val="single" w:sz="6" w:space="0" w:color="CCCCCC"/>
-              <w:bottom w:val="single" w:sz="6" w:space="0" w:color="CCCCCC"/>
-              <w:right w:val="single" w:sz="6" w:space="0" w:color="CCCCCC"/>
-            </w:tcBorders>
-            <w:tcMar>
-              <w:top w:w="75" w:type="dxa"/>
-              <w:left w:w="150" w:type="dxa"/>
-              <w:bottom w:w="75" w:type="dxa"/>
-              <w:right w:w="150" w:type="dxa"/>
-            </w:tcMar>
-            <w:vAlign w:val="bottom"/>
-            <w:hideMark/>
-          </w:tcPr>
-          <w:p>
-            <w:pPr>
-              <w:rPr>
-                <w:lang w:val="en-IN"/>
-              </w:rPr>
-            </w:pPr>
-            <w:proofErr w:type="spellStart"/>
-            <w:r>
-              <w:rPr>
-                <w:lang w:val="en-IN"/>
-              </w:rPr>
-              <w:t>Natational</w:t>
-            </w:r>
-            <w:proofErr w:type="spellEnd"/>
-            <w:r>
-              <w:rPr>
-                <w:lang w:val="en-IN"/>
-              </w:rPr>
-              <w:t xml:space="preserve"> level paper presentation</w:t>
-            </w:r>
-          </w:p>
-        </w:tc>
-        <w:tc>
-          <w:tcPr>
-            <w:tcW w:w="488" w:type="pct"/>
-            <w:tcBorders>
-              <w:top w:val="single" w:sz="6" w:space="0" w:color="CCCCCC"/>
-              <w:left w:val="single" w:sz="6" w:space="0" w:color="CCCCCC"/>
-              <w:bottom w:val="single" w:sz="6" w:space="0" w:color="CCCCCC"/>
-              <w:right w:val="single" w:sz="6" w:space="0" w:color="CCCCCC"/>
-            </w:tcBorders>
-            <w:tcMar>
-              <w:top w:w="75" w:type="dxa"/>
-              <w:left w:w="150" w:type="dxa"/>
-              <w:bottom w:w="75" w:type="dxa"/>
-              <w:right w:w="150" w:type="dxa"/>
-            </w:tcMar>
-            <w:vAlign w:val="bottom"/>
-            <w:hideMark/>
-          </w:tcPr>
-          <w:p>
-            <w:pPr>
-              <w:rPr>
-                <w:lang w:val="en-IN"/>
-              </w:rPr>
-            </w:pPr>
-            <w:r>
-              <w:rPr>
-                <w:lang w:val="en-IN"/>
-              </w:rPr>
-              <w:t>24/05/2023</w:t>
-            </w:r>
-          </w:p>
-        </w:tc>
-        <w:tc>
-          <w:tcPr>
-            <w:tcW w:w="777" w:type="pct"/>
-            <w:tcBorders>
-              <w:top w:val="single" w:sz="6" w:space="0" w:color="CCCCCC"/>
-              <w:left w:val="single" w:sz="6" w:space="0" w:color="CCCCCC"/>
-              <w:bottom w:val="single" w:sz="6" w:space="0" w:color="CCCCCC"/>
-              <w:right w:val="single" w:sz="6" w:space="0" w:color="CCCCCC"/>
-            </w:tcBorders>
-            <w:tcMar>
-              <w:top w:w="75" w:type="dxa"/>
-              <w:left w:w="150" w:type="dxa"/>
-              <w:bottom w:w="75" w:type="dxa"/>
-              <w:right w:w="150" w:type="dxa"/>
-            </w:tcMar>
-            <w:vAlign w:val="bottom"/>
-            <w:hideMark/>
-          </w:tcPr>
-          <w:p>
-            <w:pPr>
-              <w:rPr>
-                <w:lang w:val="en-IN"/>
-              </w:rPr>
-            </w:pPr>
-            <w:proofErr w:type="spellStart"/>
-            <w:r>
-              <w:rPr>
-                <w:lang w:val="en-IN"/>
-              </w:rPr>
-              <w:t>Somaprabha</w:t>
-            </w:r>
-            <w:proofErr w:type="spellEnd"/>
-            <w:r>
-              <w:rPr>
-                <w:lang w:val="en-IN"/>
-              </w:rPr>
-              <w:t xml:space="preserve"> S</w:t>
-            </w:r>
-          </w:p>
-        </w:tc>
-        <w:tc>
-          <w:tcPr>
-            <w:tcW w:w="1389" w:type="pct"/>
-            <w:tcBorders>
-              <w:top w:val="single" w:sz="6" w:space="0" w:color="CCCCCC"/>
-              <w:left w:val="single" w:sz="6" w:space="0" w:color="CCCCCC"/>
-              <w:bottom w:val="single" w:sz="6" w:space="0" w:color="CCCCCC"/>
-              <w:right w:val="single" w:sz="6" w:space="0" w:color="CCCCCC"/>
-            </w:tcBorders>
-            <w:tcMar>
-              <w:top w:w="75" w:type="dxa"/>
-              <w:left w:w="150" w:type="dxa"/>
-              <w:bottom w:w="75" w:type="dxa"/>
-              <w:right w:w="150" w:type="dxa"/>
-            </w:tcMar>
-            <w:vAlign w:val="bottom"/>
-            <w:hideMark/>
-          </w:tcPr>
-          <w:p>
-            <w:pPr>
-              <w:rPr>
-                <w:lang w:val="en-IN"/>
-              </w:rPr>
-            </w:pPr>
-            <w:r>
-              <w:rPr>
-                <w:lang w:val="en-IN"/>
-              </w:rPr>
-              <w:t>10 Student Present the</w:t>
-            </w:r>
-            <w:r>
-              <w:rPr>
-                <w:lang w:val="en-IN"/>
-              </w:rPr>
-              <w:br/>
-              <w:t>papers from various polytechnic</w:t>
-            </w:r>
-          </w:p>
-        </w:tc>
-      </w:tr>
-      <w:tr>
-        <w:tc>
-          <w:tcPr>
-            <w:tcW w:w="5000" w:type="pct"/>
-            <w:gridSpan w:val="5"/>
-            <w:tcBorders>
-              <w:top w:val="single" w:sz="6" w:space="0" w:color="CCCCCC"/>
-              <w:left w:val="single" w:sz="6" w:space="0" w:color="CCCCCC"/>
-              <w:bottom w:val="single" w:sz="6" w:space="0" w:color="CCCCCC"/>
-              <w:right w:val="single" w:sz="6" w:space="0" w:color="CCCCCC"/>
-            </w:tcBorders>
-            <w:tcMar>
-              <w:top w:w="75" w:type="dxa"/>
-              <w:left w:w="150" w:type="dxa"/>
-              <w:bottom w:w="75" w:type="dxa"/>
-              <w:right w:w="150" w:type="dxa"/>
-            </w:tcMar>
-            <w:vAlign w:val="bottom"/>
-            <w:hideMark/>
-          </w:tcPr>
-          <w:p>
-            <w:pPr>
-              <w:rPr>
-                <w:lang w:val="en-IN"/>
-              </w:rPr>
-            </w:pPr>
-            <w:r>
-              <w:rPr>
-                <w:lang w:val="en-IN"/>
-              </w:rPr>
-              <w:t>                           </w:t>
-            </w:r>
-          </w:p>
-          <w:p>
-            <w:pPr>
-              <w:rPr>
-                <w:lang w:val="en-IN"/>
-              </w:rPr>
-            </w:pPr>
-            <w:r>
-              <w:rPr>
-                <w:lang w:val="en-IN"/>
-              </w:rPr>
-              <w:t>2023-24</w:t>
-            </w:r>
-          </w:p>
-        </w:tc>
-      </w:tr>
-      <w:tr>
-        <w:tc>
-          <w:tcPr>
-            <w:tcW w:w="213" w:type="pct"/>
-            <w:tcBorders>
-              <w:top w:val="single" w:sz="6" w:space="0" w:color="CCCCCC"/>
-              <w:left w:val="single" w:sz="6" w:space="0" w:color="CCCCCC"/>
-              <w:bottom w:val="single" w:sz="6" w:space="0" w:color="CCCCCC"/>
-              <w:right w:val="single" w:sz="6" w:space="0" w:color="CCCCCC"/>
-            </w:tcBorders>
-            <w:tcMar>
-              <w:top w:w="75" w:type="dxa"/>
-              <w:left w:w="150" w:type="dxa"/>
-              <w:bottom w:w="75" w:type="dxa"/>
-              <w:right w:w="150" w:type="dxa"/>
-            </w:tcMar>
-            <w:vAlign w:val="bottom"/>
-            <w:hideMark/>
-          </w:tcPr>
-          <w:p>
-            <w:pPr>
-              <w:rPr>
-                <w:lang w:val="en-IN"/>
-              </w:rPr>
-            </w:pPr>
-            <w:r>
-              <w:rPr>
-                <w:lang w:val="en-IN"/>
-              </w:rPr>
-              <w:t>4</w:t>
-            </w:r>
-          </w:p>
-        </w:tc>
-        <w:tc>
-          <w:tcPr>
-            <w:tcW w:w="2133" w:type="pct"/>
-            <w:tcBorders>
-              <w:top w:val="single" w:sz="6" w:space="0" w:color="CCCCCC"/>
-              <w:left w:val="single" w:sz="6" w:space="0" w:color="CCCCCC"/>
-              <w:bottom w:val="single" w:sz="6" w:space="0" w:color="CCCCCC"/>
-              <w:right w:val="single" w:sz="6" w:space="0" w:color="CCCCCC"/>
-            </w:tcBorders>
-            <w:tcMar>
-              <w:top w:w="75" w:type="dxa"/>
-              <w:left w:w="150" w:type="dxa"/>
-              <w:bottom w:w="75" w:type="dxa"/>
-              <w:right w:w="150" w:type="dxa"/>
-            </w:tcMar>
-            <w:vAlign w:val="bottom"/>
-            <w:hideMark/>
-          </w:tcPr>
-          <w:p>
-            <w:pPr>
-              <w:rPr>
-                <w:lang w:val="en-IN"/>
-              </w:rPr>
-            </w:pPr>
-            <w:r>
-              <w:rPr>
-                <w:lang w:val="en-IN"/>
-              </w:rPr>
-              <w:t>State Level</w:t>
-            </w:r>
-            <w:r>
-              <w:rPr>
-                <w:lang w:val="en-IN"/>
-              </w:rPr>
-              <w:br/>
-              <w:t>Faculty development program on</w:t>
-            </w:r>
-            <w:r>
-              <w:rPr>
-                <w:lang w:val="en-IN"/>
-              </w:rPr>
-              <w:br/>
-              <w:t>“Full Stock Development”</w:t>
-            </w:r>
-          </w:p>
-        </w:tc>
-        <w:tc>
-          <w:tcPr>
-            <w:tcW w:w="488" w:type="pct"/>
-            <w:tcBorders>
-              <w:top w:val="single" w:sz="6" w:space="0" w:color="CCCCCC"/>
-              <w:left w:val="single" w:sz="6" w:space="0" w:color="CCCCCC"/>
-              <w:bottom w:val="single" w:sz="6" w:space="0" w:color="CCCCCC"/>
-              <w:right w:val="single" w:sz="6" w:space="0" w:color="CCCCCC"/>
-            </w:tcBorders>
-            <w:tcMar>
-              <w:top w:w="75" w:type="dxa"/>
-              <w:left w:w="150" w:type="dxa"/>
-              <w:bottom w:w="75" w:type="dxa"/>
-              <w:right w:w="150" w:type="dxa"/>
-            </w:tcMar>
-            <w:vAlign w:val="bottom"/>
-            <w:hideMark/>
-          </w:tcPr>
-          <w:p>
-            <w:pPr>
-              <w:rPr>
-                <w:lang w:val="en-IN"/>
-              </w:rPr>
-            </w:pPr>
-            <w:r>
-              <w:rPr>
-                <w:lang w:val="en-IN"/>
-              </w:rPr>
-              <w:t>14/08/2023</w:t>
-            </w:r>
-            <w:r>
-              <w:rPr>
-                <w:lang w:val="en-IN"/>
-              </w:rPr>
-              <w:br/>
-              <w:t>      &amp;</w:t>
-            </w:r>
-            <w:r>
-              <w:rPr>
-                <w:lang w:val="en-IN"/>
-              </w:rPr>
-              <w:br/>
-              <w:t>19/08/2023</w:t>
-            </w:r>
-          </w:p>
-        </w:tc>
-        <w:tc>
-          <w:tcPr>
-            <w:tcW w:w="777" w:type="pct"/>
-            <w:tcBorders>
-              <w:top w:val="single" w:sz="6" w:space="0" w:color="CCCCCC"/>
-              <w:left w:val="single" w:sz="6" w:space="0" w:color="CCCCCC"/>
-              <w:bottom w:val="single" w:sz="6" w:space="0" w:color="CCCCCC"/>
-              <w:right w:val="single" w:sz="6" w:space="0" w:color="CCCCCC"/>
-            </w:tcBorders>
-            <w:tcMar>
-              <w:top w:w="75" w:type="dxa"/>
-              <w:left w:w="150" w:type="dxa"/>
-              <w:bottom w:w="75" w:type="dxa"/>
-              <w:right w:w="150" w:type="dxa"/>
-            </w:tcMar>
-            <w:vAlign w:val="bottom"/>
-            <w:hideMark/>
-          </w:tcPr>
-          <w:p>
-            <w:pPr>
-              <w:rPr>
-                <w:lang w:val="en-IN"/>
-              </w:rPr>
-            </w:pPr>
-            <w:proofErr w:type="spellStart"/>
-            <w:r>
-              <w:rPr>
-                <w:lang w:val="en-IN"/>
-              </w:rPr>
-              <w:t>Lokesha</w:t>
-            </w:r>
-            <w:proofErr w:type="spellEnd"/>
-            <w:r>
-              <w:rPr>
-                <w:lang w:val="en-IN"/>
-              </w:rPr>
-              <w:t xml:space="preserve"> KR</w:t>
-            </w:r>
-            <w:r>
-              <w:rPr>
-                <w:lang w:val="en-IN"/>
-              </w:rPr>
-              <w:br/>
-            </w:r>
-            <w:r>
-              <w:rPr>
-                <w:lang w:val="en-IN"/>
-              </w:rPr>
-              <w:br/>
-            </w:r>
-            <w:proofErr w:type="spellStart"/>
-            <w:r>
-              <w:rPr>
-                <w:lang w:val="en-IN"/>
-              </w:rPr>
-              <w:t>Sowmyashree</w:t>
-            </w:r>
-            <w:proofErr w:type="spellEnd"/>
-            <w:r>
-              <w:rPr>
-                <w:lang w:val="en-IN"/>
-              </w:rPr>
-              <w:t xml:space="preserve"> HG</w:t>
-            </w:r>
-          </w:p>
-        </w:tc>
-        <w:tc>
-          <w:tcPr>
-            <w:tcW w:w="1389" w:type="pct"/>
-            <w:tcBorders>
-              <w:top w:val="single" w:sz="6" w:space="0" w:color="CCCCCC"/>
-              <w:left w:val="single" w:sz="6" w:space="0" w:color="CCCCCC"/>
-              <w:bottom w:val="single" w:sz="6" w:space="0" w:color="CCCCCC"/>
-              <w:right w:val="single" w:sz="6" w:space="0" w:color="CCCCCC"/>
-            </w:tcBorders>
-            <w:tcMar>
-              <w:top w:w="75" w:type="dxa"/>
-              <w:left w:w="150" w:type="dxa"/>
-              <w:bottom w:w="75" w:type="dxa"/>
-              <w:right w:w="150" w:type="dxa"/>
-            </w:tcMar>
-            <w:vAlign w:val="bottom"/>
-            <w:hideMark/>
-          </w:tcPr>
-          <w:p>
-            <w:pPr>
-              <w:rPr>
-                <w:lang w:val="en-IN"/>
-              </w:rPr>
-            </w:pPr>
-            <w:r>
-              <w:rPr>
-                <w:lang w:val="en-IN"/>
-              </w:rPr>
-              <w:t>28 Faculties From government Aided</w:t>
-            </w:r>
-            <w:r>
-              <w:rPr>
-                <w:lang w:val="en-IN"/>
-              </w:rPr>
-              <w:br/>
-              <w:t>and private polytechnic are participated</w:t>
+              <w:t>1)I/O Point available with</w:t>
+            </w:r>
+            <w:r>
+              <w:rPr>
+                <w:lang w:val="en-IN"/>
+              </w:rPr>
+              <w:br/>
+              <w:t>internet facility</w:t>
+            </w:r>
+            <w:r>
+              <w:rPr>
+                <w:lang w:val="en-IN"/>
+              </w:rPr>
+              <w:br/>
+              <w:t>2) Desktop,</w:t>
+            </w:r>
+            <w:r>
+              <w:rPr>
+                <w:lang w:val="en-IN"/>
+              </w:rPr>
+              <w:br/>
+              <w:t>3) Multimedia Projector</w:t>
+            </w:r>
+            <w:r>
+              <w:rPr>
+                <w:lang w:val="en-IN"/>
+              </w:rPr>
+              <w:br/>
+              <w:t>4) CC TV</w:t>
+            </w:r>
+            <w:r>
+              <w:rPr>
+                <w:lang w:val="en-IN"/>
+              </w:rPr>
+              <w:br/>
+              <w:t>5) Green Board</w:t>
+            </w:r>
+            <w:r>
+              <w:rPr>
+                <w:lang w:val="en-IN"/>
+              </w:rPr>
+              <w:br/>
+            </w:r>
+            <w:proofErr w:type="gramStart"/>
+            <w:r>
+              <w:rPr>
+                <w:lang w:val="en-IN"/>
+              </w:rPr>
+              <w:t>6)Sufficient</w:t>
+            </w:r>
+            <w:proofErr w:type="gramEnd"/>
+            <w:r>
+              <w:rPr>
+                <w:lang w:val="en-IN"/>
+              </w:rPr>
+              <w:t xml:space="preserve"> desks</w:t>
+            </w:r>
+            <w:r>
+              <w:rPr>
+                <w:lang w:val="en-IN"/>
+              </w:rPr>
+              <w:br/>
+              <w:t>7) Lights, Fans</w:t>
             </w:r>
           </w:p>
         </w:tc>
       </w:tr>
     </w:tbl>
+    <w:p>
+      <w:pPr>
+        <w:rPr>
+          <w:lang w:val="en-IN"/>
+        </w:rPr>
+      </w:pPr>
+      <w:r>
+        <w:rPr>
+          <w:b/>
+          <w:bCs/>
+          <w:lang w:val="en-IN"/>
+        </w:rPr>
+        <w:t>Adequacy</w:t>
+      </w:r>
+    </w:p>
+    <w:p>
+      <w:pPr>
+        <w:numPr>
+          <w:ilvl w:val="0"/>
+          <w:numId w:val="1"/>
+        </w:numPr>
+        <w:rPr>
+          <w:lang w:val="en-IN"/>
+        </w:rPr>
+      </w:pPr>
+      <w:r>
+        <w:rPr>
+          <w:lang w:val="en-IN"/>
+        </w:rPr>
+        <w:t xml:space="preserve">The department has well-established laboratories with sufficient computers installed with necessary </w:t>
+      </w:r>
+      <w:proofErr w:type="spellStart"/>
+      <w:r>
+        <w:rPr>
+          <w:lang w:val="en-IN"/>
+        </w:rPr>
+        <w:t>softwares</w:t>
+      </w:r>
+      <w:proofErr w:type="spellEnd"/>
+      <w:r>
+        <w:rPr>
+          <w:lang w:val="en-IN"/>
+        </w:rPr>
+        <w:t xml:space="preserve"> for the students to do their practical experiments as per the timetable.</w:t>
+      </w:r>
+    </w:p>
+    <w:p>
+      <w:pPr>
+        <w:numPr>
+          <w:ilvl w:val="0"/>
+          <w:numId w:val="1"/>
+        </w:numPr>
+        <w:rPr>
+          <w:lang w:val="en-IN"/>
+        </w:rPr>
+      </w:pPr>
+      <w:r>
+        <w:rPr>
+          <w:lang w:val="en-IN"/>
+        </w:rPr>
+        <w:t>Students can use the laboratories during their free time for their project work and online courses etc.</w:t>
+      </w:r>
+    </w:p>
+    <w:p>
+      <w:pPr>
+        <w:numPr>
+          <w:ilvl w:val="0"/>
+          <w:numId w:val="1"/>
+        </w:numPr>
+        <w:rPr>
+          <w:lang w:val="en-IN"/>
+        </w:rPr>
+      </w:pPr>
+      <w:r>
+        <w:rPr>
+          <w:lang w:val="en-IN"/>
+        </w:rPr>
+        <w:lastRenderedPageBreak/>
+        <w:t xml:space="preserve">The students can enhance their knowledge with the guidance of faculty members and </w:t>
+      </w:r>
+      <w:proofErr w:type="gramStart"/>
+      <w:r>
+        <w:rPr>
+          <w:lang w:val="en-IN"/>
+        </w:rPr>
+        <w:t>well trained</w:t>
+      </w:r>
+      <w:proofErr w:type="gramEnd"/>
+      <w:r>
+        <w:rPr>
+          <w:lang w:val="en-IN"/>
+        </w:rPr>
+        <w:t xml:space="preserve"> technical staff.</w:t>
+      </w:r>
+    </w:p>
+    <w:p>
+      <w:pPr>
+        <w:numPr>
+          <w:ilvl w:val="0"/>
+          <w:numId w:val="1"/>
+        </w:numPr>
+        <w:rPr>
+          <w:lang w:val="en-IN"/>
+        </w:rPr>
+      </w:pPr>
+      <w:r>
+        <w:rPr>
+          <w:lang w:val="en-IN"/>
+        </w:rPr>
+        <w:t>Size of the laboratories is adequate to accommodate the students.</w:t>
+      </w:r>
+    </w:p>
+    <w:p>
+      <w:pPr>
+        <w:numPr>
+          <w:ilvl w:val="0"/>
+          <w:numId w:val="1"/>
+        </w:numPr>
+        <w:rPr>
+          <w:lang w:val="en-IN"/>
+        </w:rPr>
+      </w:pPr>
+      <w:r>
+        <w:rPr>
+          <w:lang w:val="en-IN"/>
+        </w:rPr>
+        <w:t>All laboratories are well furnished.</w:t>
+      </w:r>
+    </w:p>
+    <w:p>
+      <w:pPr>
+        <w:numPr>
+          <w:ilvl w:val="0"/>
+          <w:numId w:val="1"/>
+        </w:numPr>
+        <w:rPr>
+          <w:lang w:val="en-IN"/>
+        </w:rPr>
+      </w:pPr>
+      <w:r>
+        <w:rPr>
+          <w:lang w:val="en-IN"/>
+        </w:rPr>
+        <w:t>The laboratory is kept clean and hygienic.</w:t>
+      </w:r>
+    </w:p>
+    <w:p>
+      <w:pPr>
+        <w:rPr>
+          <w:lang w:val="en-IN"/>
+        </w:rPr>
+      </w:pPr>
+      <w:r>
+        <w:rPr>
+          <w:b/>
+          <w:bCs/>
+          <w:lang w:val="en-IN"/>
+        </w:rPr>
+        <w:t>Quality of Labs/workshop</w:t>
+      </w:r>
+    </w:p>
+    <w:p>
+      <w:pPr>
+        <w:numPr>
+          <w:ilvl w:val="0"/>
+          <w:numId w:val="2"/>
+        </w:numPr>
+        <w:rPr>
+          <w:lang w:val="en-IN"/>
+        </w:rPr>
+      </w:pPr>
+      <w:r>
+        <w:rPr>
+          <w:lang w:val="en-IN"/>
+        </w:rPr>
+        <w:t>All laboratories are well equipped with essential hardware, software to aid the students to learn the course and complete all lab experiments as per curriculum requirements.</w:t>
+      </w:r>
+    </w:p>
+    <w:p>
+      <w:pPr>
+        <w:numPr>
+          <w:ilvl w:val="0"/>
+          <w:numId w:val="2"/>
+        </w:numPr>
+        <w:rPr>
+          <w:lang w:val="en-IN"/>
+        </w:rPr>
+      </w:pPr>
+      <w:r>
+        <w:rPr>
+          <w:lang w:val="en-IN"/>
+        </w:rPr>
+        <w:t>After completion of practical exercises, the students write observation and record books which are checked and evaluated.</w:t>
+      </w:r>
+    </w:p>
+    <w:p>
+      <w:pPr>
+        <w:numPr>
+          <w:ilvl w:val="0"/>
+          <w:numId w:val="2"/>
+        </w:numPr>
+        <w:rPr>
+          <w:lang w:val="en-IN"/>
+        </w:rPr>
+      </w:pPr>
+      <w:r>
+        <w:rPr>
+          <w:lang w:val="en-IN"/>
+        </w:rPr>
+        <w:t>One faculty member and one technical staff member are assigned for each lab session.</w:t>
+      </w:r>
+    </w:p>
+    <w:p>
+      <w:pPr>
+        <w:numPr>
+          <w:ilvl w:val="0"/>
+          <w:numId w:val="2"/>
+        </w:numPr>
+        <w:rPr>
+          <w:lang w:val="en-IN"/>
+        </w:rPr>
+      </w:pPr>
+      <w:r>
+        <w:rPr>
+          <w:lang w:val="en-IN"/>
+        </w:rPr>
+        <w:t>Computers are provided to students on a 1:1ratio.</w:t>
+      </w:r>
+    </w:p>
+    <w:p>
+      <w:pPr>
+        <w:numPr>
+          <w:ilvl w:val="0"/>
+          <w:numId w:val="2"/>
+        </w:numPr>
+        <w:rPr>
+          <w:lang w:val="en-IN"/>
+        </w:rPr>
+      </w:pPr>
+      <w:r>
+        <w:rPr>
+          <w:lang w:val="en-IN"/>
+        </w:rPr>
+        <w:t>Each batch size is around 20.</w:t>
+      </w:r>
+    </w:p>
+    <w:p>
+      <w:pPr>
+        <w:numPr>
+          <w:ilvl w:val="0"/>
+          <w:numId w:val="2"/>
+        </w:numPr>
+        <w:rPr>
+          <w:lang w:val="en-IN"/>
+        </w:rPr>
+      </w:pPr>
+      <w:r>
+        <w:rPr>
+          <w:lang w:val="en-IN"/>
+        </w:rPr>
+        <w:t>List of experiments for the different courses as per curriculum is displayed.</w:t>
+      </w:r>
+    </w:p>
+    <w:p>
+      <w:pPr>
+        <w:numPr>
+          <w:ilvl w:val="0"/>
+          <w:numId w:val="2"/>
+        </w:numPr>
+        <w:rPr>
+          <w:lang w:val="en-IN"/>
+        </w:rPr>
+      </w:pPr>
+      <w:r>
+        <w:rPr>
+          <w:lang w:val="en-IN"/>
+        </w:rPr>
+        <w:t>The requirements of consumables for laboratory are given in advance.</w:t>
+      </w:r>
+    </w:p>
+    <w:p>
+      <w:pPr>
+        <w:numPr>
+          <w:ilvl w:val="0"/>
+          <w:numId w:val="2"/>
+        </w:numPr>
+        <w:rPr>
+          <w:lang w:val="en-IN"/>
+        </w:rPr>
+      </w:pPr>
+      <w:r>
+        <w:rPr>
+          <w:lang w:val="en-IN"/>
+        </w:rPr>
+        <w:t>Subject related charts are displayed in the laboratory.</w:t>
+      </w:r>
+    </w:p>
+    <w:p>
+      <w:pPr>
+        <w:numPr>
+          <w:ilvl w:val="0"/>
+          <w:numId w:val="2"/>
+        </w:numPr>
+        <w:rPr>
+          <w:lang w:val="en-IN"/>
+        </w:rPr>
+      </w:pPr>
+      <w:r>
+        <w:rPr>
+          <w:lang w:val="en-IN"/>
+        </w:rPr>
+        <w:t>Lab manuals are shared to all students</w:t>
+      </w:r>
+    </w:p>
     <w:p/>
     <w:sectPr>
       <w:pgSz w:w="12240" w:h="15840"/>
@@ -1283,6 +1554,315 @@
     </w:sectPr>
   </w:body>
 </w:document>
+</file>
+
+<file path=word/numbering.xml><?xml version="1.0" encoding="utf-8"?>
+<w:numbering xmlns:wpc="http://schemas.microsoft.com/office/word/2010/wordprocessingCanvas" xmlns:cx="http://schemas.microsoft.com/office/drawing/2014/chartex" xmlns:cx1="http://schemas.microsoft.com/office/drawing/2015/9/8/chartex" xmlns:cx2="http://schemas.microsoft.com/office/drawing/2015/10/21/chartex" xmlns:cx3="http://schemas.microsoft.com/office/drawing/2016/5/9/chartex" xmlns:cx4="http://schemas.microsoft.com/office/drawing/2016/5/10/chartex" xmlns:cx5="http://schemas.microsoft.com/office/drawing/2016/5/11/chartex" xmlns:cx6="http://schemas.microsoft.com/office/drawing/2016/5/12/chartex" xmlns:cx7="http://schemas.microsoft.com/office/drawing/2016/5/13/chartex" xmlns:cx8="http://schemas.microsoft.com/office/drawing/2016/5/14/chartex" xmlns:mc="http://schemas.openxmlformats.org/markup-compatibility/2006" xmlns:aink="http://schemas.microsoft.com/office/drawing/2016/ink" xmlns:am3d="http://schemas.microsoft.com/office/drawing/2017/model3d" xmlns:o="urn:schemas-microsoft-com:office:office" xmlns:oel="http://schemas.microsoft.com/office/2019/extlst" xmlns:r="http://schemas.openxmlformats.org/officeDocument/2006/relationships" xmlns:m="http://schemas.openxmlformats.org/officeDocument/2006/math" xmlns:v="urn:schemas-microsoft-com:vml" xmlns:wp14="http://schemas.microsoft.com/office/word/2010/wordprocessingDrawing" xmlns:wp="http://schemas.openxmlformats.org/drawingml/2006/wordprocessingDrawing" xmlns:w10="urn:schemas-microsoft-com:office:word" xmlns:w="http://schemas.openxmlformats.org/wordprocessingml/2006/main" xmlns:w14="http://schemas.microsoft.com/office/word/2010/wordml" xmlns:w15="http://schemas.microsoft.com/office/word/2012/wordml" xmlns:w16cex="http://schemas.microsoft.com/office/word/2018/wordml/cex" xmlns:w16cid="http://schemas.microsoft.com/office/word/2016/wordml/cid" xmlns:w16="http://schemas.microsoft.com/office/word/2018/wordml" xmlns:w16du="http://schemas.microsoft.com/office/word/2023/wordml/word16du" xmlns:w16sdtdh="http://schemas.microsoft.com/office/word/2020/wordml/sdtdatahash" xmlns:w16se="http://schemas.microsoft.com/office/word/2015/wordml/symex" xmlns:wpg="http://schemas.microsoft.com/office/word/2010/wordprocessingGroup" xmlns:wpi="http://schemas.microsoft.com/office/word/2010/wordprocessingInk" xmlns:wne="http://schemas.microsoft.com/office/word/2006/wordml" xmlns:wps="http://schemas.microsoft.com/office/word/2010/wordprocessingShape" mc:Ignorable="w14 w15 w16se w16cid w16 w16cex w16sdtdh w16du wp14">
+  <w:abstractNum w:abstractNumId="0" w15:restartNumberingAfterBreak="0">
+    <w:nsid w:val="27F65298"/>
+    <w:multiLevelType w:val="multilevel"/>
+    <w:tmpl w:val="9E8E5256"/>
+    <w:lvl w:ilvl="0">
+      <w:start w:val="1"/>
+      <w:numFmt w:val="bullet"/>
+      <w:lvlText w:val=""/>
+      <w:lvlJc w:val="left"/>
+      <w:pPr>
+        <w:tabs>
+          <w:tab w:val="num" w:pos="720"/>
+        </w:tabs>
+        <w:ind w:left="720" w:hanging="360"/>
+      </w:pPr>
+      <w:rPr>
+        <w:rFonts w:ascii="Symbol" w:hAnsi="Symbol" w:hint="default"/>
+        <w:sz w:val="20"/>
+      </w:rPr>
+    </w:lvl>
+    <w:lvl w:ilvl="1" w:tentative="1">
+      <w:start w:val="1"/>
+      <w:numFmt w:val="bullet"/>
+      <w:lvlText w:val=""/>
+      <w:lvlJc w:val="left"/>
+      <w:pPr>
+        <w:tabs>
+          <w:tab w:val="num" w:pos="1440"/>
+        </w:tabs>
+        <w:ind w:left="1440" w:hanging="360"/>
+      </w:pPr>
+      <w:rPr>
+        <w:rFonts w:ascii="Symbol" w:hAnsi="Symbol" w:hint="default"/>
+        <w:sz w:val="20"/>
+      </w:rPr>
+    </w:lvl>
+    <w:lvl w:ilvl="2" w:tentative="1">
+      <w:start w:val="1"/>
+      <w:numFmt w:val="bullet"/>
+      <w:lvlText w:val=""/>
+      <w:lvlJc w:val="left"/>
+      <w:pPr>
+        <w:tabs>
+          <w:tab w:val="num" w:pos="2160"/>
+        </w:tabs>
+        <w:ind w:left="2160" w:hanging="360"/>
+      </w:pPr>
+      <w:rPr>
+        <w:rFonts w:ascii="Symbol" w:hAnsi="Symbol" w:hint="default"/>
+        <w:sz w:val="20"/>
+      </w:rPr>
+    </w:lvl>
+    <w:lvl w:ilvl="3" w:tentative="1">
+      <w:start w:val="1"/>
+      <w:numFmt w:val="bullet"/>
+      <w:lvlText w:val=""/>
+      <w:lvlJc w:val="left"/>
+      <w:pPr>
+        <w:tabs>
+          <w:tab w:val="num" w:pos="2880"/>
+        </w:tabs>
+        <w:ind w:left="2880" w:hanging="360"/>
+      </w:pPr>
+      <w:rPr>
+        <w:rFonts w:ascii="Symbol" w:hAnsi="Symbol" w:hint="default"/>
+        <w:sz w:val="20"/>
+      </w:rPr>
+    </w:lvl>
+    <w:lvl w:ilvl="4" w:tentative="1">
+      <w:start w:val="1"/>
+      <w:numFmt w:val="bullet"/>
+      <w:lvlText w:val=""/>
+      <w:lvlJc w:val="left"/>
+      <w:pPr>
+        <w:tabs>
+          <w:tab w:val="num" w:pos="3600"/>
+        </w:tabs>
+        <w:ind w:left="3600" w:hanging="360"/>
+      </w:pPr>
+      <w:rPr>
+        <w:rFonts w:ascii="Symbol" w:hAnsi="Symbol" w:hint="default"/>
+        <w:sz w:val="20"/>
+      </w:rPr>
+    </w:lvl>
+    <w:lvl w:ilvl="5" w:tentative="1">
+      <w:start w:val="1"/>
+      <w:numFmt w:val="bullet"/>
+      <w:lvlText w:val=""/>
+      <w:lvlJc w:val="left"/>
+      <w:pPr>
+        <w:tabs>
+          <w:tab w:val="num" w:pos="4320"/>
+        </w:tabs>
+        <w:ind w:left="4320" w:hanging="360"/>
+      </w:pPr>
+      <w:rPr>
+        <w:rFonts w:ascii="Symbol" w:hAnsi="Symbol" w:hint="default"/>
+        <w:sz w:val="20"/>
+      </w:rPr>
+    </w:lvl>
+    <w:lvl w:ilvl="6" w:tentative="1">
+      <w:start w:val="1"/>
+      <w:numFmt w:val="bullet"/>
+      <w:lvlText w:val=""/>
+      <w:lvlJc w:val="left"/>
+      <w:pPr>
+        <w:tabs>
+          <w:tab w:val="num" w:pos="5040"/>
+        </w:tabs>
+        <w:ind w:left="5040" w:hanging="360"/>
+      </w:pPr>
+      <w:rPr>
+        <w:rFonts w:ascii="Symbol" w:hAnsi="Symbol" w:hint="default"/>
+        <w:sz w:val="20"/>
+      </w:rPr>
+    </w:lvl>
+    <w:lvl w:ilvl="7" w:tentative="1">
+      <w:start w:val="1"/>
+      <w:numFmt w:val="bullet"/>
+      <w:lvlText w:val=""/>
+      <w:lvlJc w:val="left"/>
+      <w:pPr>
+        <w:tabs>
+          <w:tab w:val="num" w:pos="5760"/>
+        </w:tabs>
+        <w:ind w:left="5760" w:hanging="360"/>
+      </w:pPr>
+      <w:rPr>
+        <w:rFonts w:ascii="Symbol" w:hAnsi="Symbol" w:hint="default"/>
+        <w:sz w:val="20"/>
+      </w:rPr>
+    </w:lvl>
+    <w:lvl w:ilvl="8" w:tentative="1">
+      <w:start w:val="1"/>
+      <w:numFmt w:val="bullet"/>
+      <w:lvlText w:val=""/>
+      <w:lvlJc w:val="left"/>
+      <w:pPr>
+        <w:tabs>
+          <w:tab w:val="num" w:pos="6480"/>
+        </w:tabs>
+        <w:ind w:left="6480" w:hanging="360"/>
+      </w:pPr>
+      <w:rPr>
+        <w:rFonts w:ascii="Symbol" w:hAnsi="Symbol" w:hint="default"/>
+        <w:sz w:val="20"/>
+      </w:rPr>
+    </w:lvl>
+  </w:abstractNum>
+  <w:abstractNum w:abstractNumId="1" w15:restartNumberingAfterBreak="0">
+    <w:nsid w:val="4FDD0E52"/>
+    <w:multiLevelType w:val="multilevel"/>
+    <w:tmpl w:val="2B4C4BB2"/>
+    <w:lvl w:ilvl="0">
+      <w:start w:val="1"/>
+      <w:numFmt w:val="bullet"/>
+      <w:lvlText w:val=""/>
+      <w:lvlJc w:val="left"/>
+      <w:pPr>
+        <w:tabs>
+          <w:tab w:val="num" w:pos="720"/>
+        </w:tabs>
+        <w:ind w:left="720" w:hanging="360"/>
+      </w:pPr>
+      <w:rPr>
+        <w:rFonts w:ascii="Symbol" w:hAnsi="Symbol" w:hint="default"/>
+        <w:sz w:val="20"/>
+      </w:rPr>
+    </w:lvl>
+    <w:lvl w:ilvl="1" w:tentative="1">
+      <w:start w:val="1"/>
+      <w:numFmt w:val="bullet"/>
+      <w:lvlText w:val=""/>
+      <w:lvlJc w:val="left"/>
+      <w:pPr>
+        <w:tabs>
+          <w:tab w:val="num" w:pos="1440"/>
+        </w:tabs>
+        <w:ind w:left="1440" w:hanging="360"/>
+      </w:pPr>
+      <w:rPr>
+        <w:rFonts w:ascii="Symbol" w:hAnsi="Symbol" w:hint="default"/>
+        <w:sz w:val="20"/>
+      </w:rPr>
+    </w:lvl>
+    <w:lvl w:ilvl="2" w:tentative="1">
+      <w:start w:val="1"/>
+      <w:numFmt w:val="bullet"/>
+      <w:lvlText w:val=""/>
+      <w:lvlJc w:val="left"/>
+      <w:pPr>
+        <w:tabs>
+          <w:tab w:val="num" w:pos="2160"/>
+        </w:tabs>
+        <w:ind w:left="2160" w:hanging="360"/>
+      </w:pPr>
+      <w:rPr>
+        <w:rFonts w:ascii="Symbol" w:hAnsi="Symbol" w:hint="default"/>
+        <w:sz w:val="20"/>
+      </w:rPr>
+    </w:lvl>
+    <w:lvl w:ilvl="3" w:tentative="1">
+      <w:start w:val="1"/>
+      <w:numFmt w:val="bullet"/>
+      <w:lvlText w:val=""/>
+      <w:lvlJc w:val="left"/>
+      <w:pPr>
+        <w:tabs>
+          <w:tab w:val="num" w:pos="2880"/>
+        </w:tabs>
+        <w:ind w:left="2880" w:hanging="360"/>
+      </w:pPr>
+      <w:rPr>
+        <w:rFonts w:ascii="Symbol" w:hAnsi="Symbol" w:hint="default"/>
+        <w:sz w:val="20"/>
+      </w:rPr>
+    </w:lvl>
+    <w:lvl w:ilvl="4" w:tentative="1">
+      <w:start w:val="1"/>
+      <w:numFmt w:val="bullet"/>
+      <w:lvlText w:val=""/>
+      <w:lvlJc w:val="left"/>
+      <w:pPr>
+        <w:tabs>
+          <w:tab w:val="num" w:pos="3600"/>
+        </w:tabs>
+        <w:ind w:left="3600" w:hanging="360"/>
+      </w:pPr>
+      <w:rPr>
+        <w:rFonts w:ascii="Symbol" w:hAnsi="Symbol" w:hint="default"/>
+        <w:sz w:val="20"/>
+      </w:rPr>
+    </w:lvl>
+    <w:lvl w:ilvl="5" w:tentative="1">
+      <w:start w:val="1"/>
+      <w:numFmt w:val="bullet"/>
+      <w:lvlText w:val=""/>
+      <w:lvlJc w:val="left"/>
+      <w:pPr>
+        <w:tabs>
+          <w:tab w:val="num" w:pos="4320"/>
+        </w:tabs>
+        <w:ind w:left="4320" w:hanging="360"/>
+      </w:pPr>
+      <w:rPr>
+        <w:rFonts w:ascii="Symbol" w:hAnsi="Symbol" w:hint="default"/>
+        <w:sz w:val="20"/>
+      </w:rPr>
+    </w:lvl>
+    <w:lvl w:ilvl="6" w:tentative="1">
+      <w:start w:val="1"/>
+      <w:numFmt w:val="bullet"/>
+      <w:lvlText w:val=""/>
+      <w:lvlJc w:val="left"/>
+      <w:pPr>
+        <w:tabs>
+          <w:tab w:val="num" w:pos="5040"/>
+        </w:tabs>
+        <w:ind w:left="5040" w:hanging="360"/>
+      </w:pPr>
+      <w:rPr>
+        <w:rFonts w:ascii="Symbol" w:hAnsi="Symbol" w:hint="default"/>
+        <w:sz w:val="20"/>
+      </w:rPr>
+    </w:lvl>
+    <w:lvl w:ilvl="7" w:tentative="1">
+      <w:start w:val="1"/>
+      <w:numFmt w:val="bullet"/>
+      <w:lvlText w:val=""/>
+      <w:lvlJc w:val="left"/>
+      <w:pPr>
+        <w:tabs>
+          <w:tab w:val="num" w:pos="5760"/>
+        </w:tabs>
+        <w:ind w:left="5760" w:hanging="360"/>
+      </w:pPr>
+      <w:rPr>
+        <w:rFonts w:ascii="Symbol" w:hAnsi="Symbol" w:hint="default"/>
+        <w:sz w:val="20"/>
+      </w:rPr>
+    </w:lvl>
+    <w:lvl w:ilvl="8" w:tentative="1">
+      <w:start w:val="1"/>
+      <w:numFmt w:val="bullet"/>
+      <w:lvlText w:val=""/>
+      <w:lvlJc w:val="left"/>
+      <w:pPr>
+        <w:tabs>
+          <w:tab w:val="num" w:pos="6480"/>
+        </w:tabs>
+        <w:ind w:left="6480" w:hanging="360"/>
+      </w:pPr>
+      <w:rPr>
+        <w:rFonts w:ascii="Symbol" w:hAnsi="Symbol" w:hint="default"/>
+        <w:sz w:val="20"/>
+      </w:rPr>
+    </w:lvl>
+  </w:abstractNum>
+  <w:num w:numId="1" w16cid:durableId="479465073">
+    <w:abstractNumId w:val="1"/>
+  </w:num>
+  <w:num w:numId="2" w16cid:durableId="164245314">
+    <w:abstractNumId w:val="0"/>
+  </w:num>
+</w:numbering>
 </file>
 
 <file path=word/styles.xml><?xml version="1.0" encoding="utf-8"?>
